--- a/Documentations/Traceability_Document.docx
+++ b/Documentations/Traceability_Document.docx
@@ -1,6 +1,6 @@
 
 <file path=word/document.xml><?xml version="1.0" encoding="utf-8"?>
-<w:document xmlns:wpc="http://schemas.microsoft.com/office/word/2010/wordprocessingCanvas" xmlns:cx="http://schemas.microsoft.com/office/drawing/2014/chartex" xmlns:cx1="http://schemas.microsoft.com/office/drawing/2015/9/8/chartex" xmlns:cx2="http://schemas.microsoft.com/office/drawing/2015/10/21/chartex" xmlns:cx3="http://schemas.microsoft.com/office/drawing/2016/5/9/chartex" xmlns:cx4="http://schemas.microsoft.com/office/drawing/2016/5/10/chartex" xmlns:cx5="http://schemas.microsoft.com/office/drawing/2016/5/11/chartex" xmlns:cx6="http://schemas.microsoft.com/office/drawing/2016/5/12/chartex" xmlns:cx7="http://schemas.microsoft.com/office/drawing/2016/5/13/chartex" xmlns:cx8="http://schemas.microsoft.com/office/drawing/2016/5/14/chartex" xmlns:mc="http://schemas.openxmlformats.org/markup-compatibility/2006" xmlns:aink="http://schemas.microsoft.com/office/drawing/2016/ink" xmlns:am3d="http://schemas.microsoft.com/office/drawing/2017/model3d" xmlns:o="urn:schemas-microsoft-com:office:office" xmlns:oel="http://schemas.microsoft.com/office/2019/extlst" xmlns:r="http://schemas.openxmlformats.org/officeDocument/2006/relationships" xmlns:m="http://schemas.openxmlformats.org/officeDocument/2006/math" xmlns:v="urn:schemas-microsoft-com:vml" xmlns:wp14="http://schemas.microsoft.com/office/word/2010/wordprocessingDrawing" xmlns:wp="http://schemas.openxmlformats.org/drawingml/2006/wordprocessingDrawing" xmlns:w10="urn:schemas-microsoft-com:office:word" xmlns:w="http://schemas.openxmlformats.org/wordprocessingml/2006/main" xmlns:w14="http://schemas.microsoft.com/office/word/2010/wordml" xmlns:w15="http://schemas.microsoft.com/office/word/2012/wordml" xmlns:w16cei="http://schemas.microsoft.com/office/word/2026/wordml/cei" xmlns:w16cex="http://schemas.microsoft.com/office/word/2018/wordml/cex" xmlns:w16cid="http://schemas.microsoft.com/office/word/2016/wordml/cid" xmlns:w16="http://schemas.microsoft.com/office/word/2018/wordml" xmlns:w16du="http://schemas.microsoft.com/office/word/2023/wordml/word16du" xmlns:w16sdtdh="http://schemas.microsoft.com/office/word/2020/wordml/sdtdatahash" xmlns:w16sdtfl="http://schemas.microsoft.com/office/word/2024/wordml/sdtformatlock" xmlns:w16se="http://schemas.microsoft.com/office/word/2015/wordml/symex" xmlns:wpg="http://schemas.microsoft.com/office/word/2010/wordprocessingGroup" xmlns:wpi="http://schemas.microsoft.com/office/word/2010/wordprocessingInk" xmlns:wne="http://schemas.microsoft.com/office/word/2006/wordml" xmlns:wps="http://schemas.microsoft.com/office/word/2010/wordprocessingShape" mc:Ignorable="w14 w15 w16se w16cid w16 w16cex w16sdtdh w16sdtfl w16du wp14">
+<w:document xmlns:wpc="http://schemas.microsoft.com/office/word/2010/wordprocessingCanvas" xmlns:cx="http://schemas.microsoft.com/office/drawing/2014/chartex" xmlns:cx1="http://schemas.microsoft.com/office/drawing/2015/9/8/chartex" xmlns:cx2="http://schemas.microsoft.com/office/drawing/2015/10/21/chartex" xmlns:cx3="http://schemas.microsoft.com/office/drawing/2016/5/9/chartex" xmlns:cx4="http://schemas.microsoft.com/office/drawing/2016/5/10/chartex" xmlns:cx5="http://schemas.microsoft.com/office/drawing/2016/5/11/chartex" xmlns:cx6="http://schemas.microsoft.com/office/drawing/2016/5/12/chartex" xmlns:cx7="http://schemas.microsoft.com/office/drawing/2016/5/13/chartex" xmlns:cx8="http://schemas.microsoft.com/office/drawing/2016/5/14/chartex" xmlns:mc="http://schemas.openxmlformats.org/markup-compatibility/2006" xmlns:aink="http://schemas.microsoft.com/office/drawing/2016/ink" xmlns:am3d="http://schemas.microsoft.com/office/drawing/2017/model3d" xmlns:o="urn:schemas-microsoft-com:office:office" xmlns:oel="http://schemas.microsoft.com/office/2019/extlst" xmlns:r="http://schemas.openxmlformats.org/officeDocument/2006/relationships" xmlns:m="http://schemas.openxmlformats.org/officeDocument/2006/math" xmlns:v="urn:schemas-microsoft-com:vml" xmlns:wp14="http://schemas.microsoft.com/office/word/2010/wordprocessingDrawing" xmlns:wp="http://schemas.openxmlformats.org/drawingml/2006/wordprocessingDrawing" xmlns:w10="urn:schemas-microsoft-com:office:word" xmlns:w="http://schemas.openxmlformats.org/wordprocessingml/2006/main" xmlns:w14="http://schemas.microsoft.com/office/word/2010/wordml" xmlns:w15="http://schemas.microsoft.com/office/word/2012/wordml" xmlns:w16cex="http://schemas.microsoft.com/office/word/2018/wordml/cex" xmlns:w16cid="http://schemas.microsoft.com/office/word/2016/wordml/cid" xmlns:w16="http://schemas.microsoft.com/office/word/2018/wordml" xmlns:w16du="http://schemas.microsoft.com/office/word/2023/wordml/word16du" xmlns:w16sdtdh="http://schemas.microsoft.com/office/word/2020/wordml/sdtdatahash" xmlns:w16sdtfl="http://schemas.microsoft.com/office/word/2024/wordml/sdtformatlock" xmlns:w16se="http://schemas.microsoft.com/office/word/2015/wordml/symex" xmlns:wpg="http://schemas.microsoft.com/office/word/2010/wordprocessingGroup" xmlns:wpi="http://schemas.microsoft.com/office/word/2010/wordprocessingInk" xmlns:wne="http://schemas.microsoft.com/office/word/2006/wordml" xmlns:wps="http://schemas.microsoft.com/office/word/2010/wordprocessingShape" mc:Ignorable="w14 w15 w16se w16cid w16 w16cex w16sdtdh w16sdtfl w16du wp14">
   <w:body>
     <w:p>
       <w:pPr>
@@ -28,18 +28,6 @@
     </w:p>
     <w:p>
       <w:pPr>
-        <w:spacing w:after="240"/>
-      </w:pPr>
-      <w:r>
-        <w:rPr>
-          <w:i/>
-          <w:sz w:val="22"/>
-        </w:rPr>
-        <w:t>Task -&gt; Module -&gt; UAT Case -&gt; Repository / Commit Evidence -&gt; Status — nyunt/dev-W7.1 (live branch)</w:t>
-      </w:r>
-    </w:p>
-    <w:p>
-      <w:pPr>
         <w:pStyle w:val="Heading1"/>
       </w:pPr>
       <w:r>
@@ -48,7 +36,7 @@
     </w:p>
     <w:p>
       <w:r>
-        <w:t>This is a rough-draft traceability matrix linking each feedback item (TSK-001 – TSK-030) to the module it affects, the standing UAT test case that exercises it, and the repository/commit evidence supporting its status. Rows for TSK-001 – TSK-021 are carried over from the version of this document on shafik_nyunt_2_integration. Rows for TSK-022 – TSK-028 were originally added on dev-deploy-shafik-2 (Feedback_Triage_Report.docx §3); every evidence commit predates that branch's fork point (d38ff71, 2026-07-24) and is equally present on nyunt/dev-W7.1, so those rows carry over unchanged except TSK-025 (help assistant), whose evidence is expanded below. Rows for TSK-029 – TSK-030 are new, added for feature work found only on this branch (Feedback_Triage_Report.docx §3) that was never previously traced anywhere.</w:t>
+        <w:t>This is a rough-draft traceability matrix linking each feedback item (TSK-001 – TSK-032) to the module it affects, the standing UAT test case (if any), and the repository evidence that confirms it was implemented.</w:t>
       </w:r>
     </w:p>
     <w:p>
@@ -90,28 +78,28 @@
         <w:pStyle w:val="Heading1"/>
       </w:pPr>
       <w:r>
-        <w:t>2. Traceability Matrix — TSK-001 – TSK-021 (Carried Over, Unchanged)</w:t>
+        <w:t xml:space="preserve">2. Traceability Matrix — TSK-001 – TSK-021 </w:t>
       </w:r>
     </w:p>
     <w:tbl>
       <w:tblPr>
         <w:tblStyle w:val="TableGrid"/>
-        <w:tblW w:w="0" w:type="auto"/>
+        <w:tblW w:w="5000" w:type="pct"/>
         <w:tblLook w:val="04A0" w:firstRow="1" w:lastRow="0" w:firstColumn="1" w:lastColumn="0" w:noHBand="0" w:noVBand="1"/>
       </w:tblPr>
       <w:tblGrid>
-        <w:gridCol w:w="564"/>
-        <w:gridCol w:w="1317"/>
-        <w:gridCol w:w="1317"/>
-        <w:gridCol w:w="1958"/>
-        <w:gridCol w:w="1223"/>
-        <w:gridCol w:w="1214"/>
-        <w:gridCol w:w="1263"/>
+        <w:gridCol w:w="499"/>
+        <w:gridCol w:w="1050"/>
+        <w:gridCol w:w="1050"/>
+        <w:gridCol w:w="2302"/>
+        <w:gridCol w:w="966"/>
+        <w:gridCol w:w="966"/>
+        <w:gridCol w:w="2023"/>
       </w:tblGrid>
       <w:tr>
         <w:tc>
           <w:tcPr>
-            <w:tcW w:w="720" w:type="dxa"/>
+            <w:tcW w:w="282" w:type="pct"/>
             <w:shd w:val="clear" w:color="auto" w:fill="D9D9D9"/>
           </w:tcPr>
           <w:p>
@@ -126,7 +114,7 @@
         </w:tc>
         <w:tc>
           <w:tcPr>
-            <w:tcW w:w="1440" w:type="dxa"/>
+            <w:tcW w:w="593" w:type="pct"/>
             <w:shd w:val="clear" w:color="auto" w:fill="D9D9D9"/>
           </w:tcPr>
           <w:p>
@@ -141,7 +129,7 @@
         </w:tc>
         <w:tc>
           <w:tcPr>
-            <w:tcW w:w="1440" w:type="dxa"/>
+            <w:tcW w:w="707" w:type="pct"/>
             <w:shd w:val="clear" w:color="auto" w:fill="D9D9D9"/>
           </w:tcPr>
           <w:p>
@@ -156,7 +144,7 @@
         </w:tc>
         <w:tc>
           <w:tcPr>
-            <w:tcW w:w="1872" w:type="dxa"/>
+            <w:tcW w:w="1185" w:type="pct"/>
             <w:shd w:val="clear" w:color="auto" w:fill="D9D9D9"/>
           </w:tcPr>
           <w:p>
@@ -171,7 +159,7 @@
         </w:tc>
         <w:tc>
           <w:tcPr>
-            <w:tcW w:w="1584" w:type="dxa"/>
+            <w:tcW w:w="545" w:type="pct"/>
             <w:shd w:val="clear" w:color="auto" w:fill="D9D9D9"/>
           </w:tcPr>
           <w:p>
@@ -186,7 +174,7 @@
         </w:tc>
         <w:tc>
           <w:tcPr>
-            <w:tcW w:w="1440" w:type="dxa"/>
+            <w:tcW w:w="545" w:type="pct"/>
             <w:shd w:val="clear" w:color="auto" w:fill="D9D9D9"/>
           </w:tcPr>
           <w:p>
@@ -201,7 +189,7 @@
         </w:tc>
         <w:tc>
           <w:tcPr>
-            <w:tcW w:w="1872" w:type="dxa"/>
+            <w:tcW w:w="1142" w:type="pct"/>
             <w:shd w:val="clear" w:color="auto" w:fill="D9D9D9"/>
           </w:tcPr>
           <w:p>
@@ -218,7 +206,7 @@
       <w:tr>
         <w:tc>
           <w:tcPr>
-            <w:tcW w:w="720" w:type="dxa"/>
+            <w:tcW w:w="282" w:type="pct"/>
           </w:tcPr>
           <w:p>
             <w:r>
@@ -231,7 +219,7 @@
         </w:tc>
         <w:tc>
           <w:tcPr>
-            <w:tcW w:w="1440" w:type="dxa"/>
+            <w:tcW w:w="593" w:type="pct"/>
           </w:tcPr>
           <w:p>
             <w:r>
@@ -244,7 +232,7 @@
         </w:tc>
         <w:tc>
           <w:tcPr>
-            <w:tcW w:w="1440" w:type="dxa"/>
+            <w:tcW w:w="707" w:type="pct"/>
           </w:tcPr>
           <w:p>
             <w:r>
@@ -257,7 +245,7 @@
         </w:tc>
         <w:tc>
           <w:tcPr>
-            <w:tcW w:w="1872" w:type="dxa"/>
+            <w:tcW w:w="1185" w:type="pct"/>
           </w:tcPr>
           <w:p>
             <w:r>
@@ -270,7 +258,7 @@
         </w:tc>
         <w:tc>
           <w:tcPr>
-            <w:tcW w:w="1584" w:type="dxa"/>
+            <w:tcW w:w="545" w:type="pct"/>
           </w:tcPr>
           <w:p>
             <w:r>
@@ -283,7 +271,7 @@
         </w:tc>
         <w:tc>
           <w:tcPr>
-            <w:tcW w:w="1440" w:type="dxa"/>
+            <w:tcW w:w="545" w:type="pct"/>
           </w:tcPr>
           <w:p>
             <w:r>
@@ -296,7 +284,7 @@
         </w:tc>
         <w:tc>
           <w:tcPr>
-            <w:tcW w:w="1872" w:type="dxa"/>
+            <w:tcW w:w="1142" w:type="pct"/>
           </w:tcPr>
           <w:p>
             <w:r>
@@ -311,7 +299,7 @@
       <w:tr>
         <w:tc>
           <w:tcPr>
-            <w:tcW w:w="720" w:type="dxa"/>
+            <w:tcW w:w="282" w:type="pct"/>
           </w:tcPr>
           <w:p>
             <w:r>
@@ -324,7 +312,7 @@
         </w:tc>
         <w:tc>
           <w:tcPr>
-            <w:tcW w:w="1440" w:type="dxa"/>
+            <w:tcW w:w="593" w:type="pct"/>
           </w:tcPr>
           <w:p>
             <w:r>
@@ -337,7 +325,7 @@
         </w:tc>
         <w:tc>
           <w:tcPr>
-            <w:tcW w:w="1440" w:type="dxa"/>
+            <w:tcW w:w="707" w:type="pct"/>
           </w:tcPr>
           <w:p>
             <w:r>
@@ -350,7 +338,7 @@
         </w:tc>
         <w:tc>
           <w:tcPr>
-            <w:tcW w:w="1872" w:type="dxa"/>
+            <w:tcW w:w="1185" w:type="pct"/>
           </w:tcPr>
           <w:p>
             <w:r>
@@ -363,7 +351,7 @@
         </w:tc>
         <w:tc>
           <w:tcPr>
-            <w:tcW w:w="1584" w:type="dxa"/>
+            <w:tcW w:w="545" w:type="pct"/>
           </w:tcPr>
           <w:p>
             <w:r>
@@ -376,7 +364,7 @@
         </w:tc>
         <w:tc>
           <w:tcPr>
-            <w:tcW w:w="1440" w:type="dxa"/>
+            <w:tcW w:w="545" w:type="pct"/>
           </w:tcPr>
           <w:p>
             <w:r>
@@ -389,7 +377,7 @@
         </w:tc>
         <w:tc>
           <w:tcPr>
-            <w:tcW w:w="1872" w:type="dxa"/>
+            <w:tcW w:w="1142" w:type="pct"/>
           </w:tcPr>
           <w:p>
             <w:r>
@@ -404,7 +392,7 @@
       <w:tr>
         <w:tc>
           <w:tcPr>
-            <w:tcW w:w="720" w:type="dxa"/>
+            <w:tcW w:w="282" w:type="pct"/>
           </w:tcPr>
           <w:p>
             <w:r>
@@ -417,7 +405,7 @@
         </w:tc>
         <w:tc>
           <w:tcPr>
-            <w:tcW w:w="1440" w:type="dxa"/>
+            <w:tcW w:w="593" w:type="pct"/>
           </w:tcPr>
           <w:p>
             <w:r>
@@ -430,7 +418,7 @@
         </w:tc>
         <w:tc>
           <w:tcPr>
-            <w:tcW w:w="1440" w:type="dxa"/>
+            <w:tcW w:w="707" w:type="pct"/>
           </w:tcPr>
           <w:p>
             <w:r>
@@ -443,7 +431,7 @@
         </w:tc>
         <w:tc>
           <w:tcPr>
-            <w:tcW w:w="1872" w:type="dxa"/>
+            <w:tcW w:w="1185" w:type="pct"/>
           </w:tcPr>
           <w:p>
             <w:r>
@@ -456,7 +444,7 @@
         </w:tc>
         <w:tc>
           <w:tcPr>
-            <w:tcW w:w="1584" w:type="dxa"/>
+            <w:tcW w:w="545" w:type="pct"/>
           </w:tcPr>
           <w:p>
             <w:r>
@@ -469,7 +457,7 @@
         </w:tc>
         <w:tc>
           <w:tcPr>
-            <w:tcW w:w="1440" w:type="dxa"/>
+            <w:tcW w:w="545" w:type="pct"/>
           </w:tcPr>
           <w:p>
             <w:r>
@@ -482,7 +470,7 @@
         </w:tc>
         <w:tc>
           <w:tcPr>
-            <w:tcW w:w="1872" w:type="dxa"/>
+            <w:tcW w:w="1142" w:type="pct"/>
           </w:tcPr>
           <w:p>
             <w:r>
@@ -497,7 +485,7 @@
       <w:tr>
         <w:tc>
           <w:tcPr>
-            <w:tcW w:w="720" w:type="dxa"/>
+            <w:tcW w:w="282" w:type="pct"/>
           </w:tcPr>
           <w:p>
             <w:r>
@@ -510,7 +498,7 @@
         </w:tc>
         <w:tc>
           <w:tcPr>
-            <w:tcW w:w="1440" w:type="dxa"/>
+            <w:tcW w:w="593" w:type="pct"/>
           </w:tcPr>
           <w:p>
             <w:r>
@@ -523,41 +511,33 @@
         </w:tc>
         <w:tc>
           <w:tcPr>
-            <w:tcW w:w="1440" w:type="dxa"/>
-          </w:tcPr>
-          <w:p>
-            <w:r>
-              <w:rPr>
-                <w:sz w:val="18"/>
-              </w:rPr>
-              <w:t xml:space="preserve">UAT-11 Download / </w:t>
-            </w:r>
-            <w:r>
-              <w:rPr>
-                <w:sz w:val="18"/>
-              </w:rPr>
-              <w:lastRenderedPageBreak/>
-              <w:t>Export / Share</w:t>
-            </w:r>
-          </w:p>
-        </w:tc>
-        <w:tc>
-          <w:tcPr>
-            <w:tcW w:w="1872" w:type="dxa"/>
-          </w:tcPr>
-          <w:p>
-            <w:r>
-              <w:rPr>
-                <w:sz w:val="18"/>
-              </w:rPr>
-              <w:lastRenderedPageBreak/>
+            <w:tcW w:w="707" w:type="pct"/>
+          </w:tcPr>
+          <w:p>
+            <w:r>
+              <w:rPr>
+                <w:sz w:val="18"/>
+              </w:rPr>
+              <w:t>UAT-11 Download / Export / Share</w:t>
+            </w:r>
+          </w:p>
+        </w:tc>
+        <w:tc>
+          <w:tcPr>
+            <w:tcW w:w="1185" w:type="pct"/>
+          </w:tcPr>
+          <w:p>
+            <w:r>
+              <w:rPr>
+                <w:sz w:val="18"/>
+              </w:rPr>
               <w:t>caseManagement.js — showThreeDViewerQr()</w:t>
             </w:r>
           </w:p>
         </w:tc>
         <w:tc>
           <w:tcPr>
-            <w:tcW w:w="1584" w:type="dxa"/>
+            <w:tcW w:w="545" w:type="pct"/>
           </w:tcPr>
           <w:p>
             <w:r>
@@ -570,34 +550,26 @@
         </w:tc>
         <w:tc>
           <w:tcPr>
-            <w:tcW w:w="1440" w:type="dxa"/>
-          </w:tcPr>
-          <w:p>
-            <w:r>
-              <w:rPr>
-                <w:sz w:val="18"/>
-              </w:rPr>
-              <w:t xml:space="preserve">Confirmed by commit </w:t>
-            </w:r>
-            <w:r>
-              <w:rPr>
-                <w:sz w:val="18"/>
-              </w:rPr>
-              <w:lastRenderedPageBreak/>
-              <w:t>message</w:t>
-            </w:r>
-          </w:p>
-        </w:tc>
-        <w:tc>
-          <w:tcPr>
-            <w:tcW w:w="1872" w:type="dxa"/>
-          </w:tcPr>
-          <w:p>
-            <w:r>
-              <w:rPr>
-                <w:sz w:val="18"/>
-              </w:rPr>
-              <w:lastRenderedPageBreak/>
+            <w:tcW w:w="545" w:type="pct"/>
+          </w:tcPr>
+          <w:p>
+            <w:r>
+              <w:rPr>
+                <w:sz w:val="18"/>
+              </w:rPr>
+              <w:t>Confirmed by commit message</w:t>
+            </w:r>
+          </w:p>
+        </w:tc>
+        <w:tc>
+          <w:tcPr>
+            <w:tcW w:w="1142" w:type="pct"/>
+          </w:tcPr>
+          <w:p>
+            <w:r>
+              <w:rPr>
+                <w:sz w:val="18"/>
+              </w:rPr>
               <w:t>Verified in UAT-11</w:t>
             </w:r>
           </w:p>
@@ -606,7 +578,7 @@
       <w:tr>
         <w:tc>
           <w:tcPr>
-            <w:tcW w:w="720" w:type="dxa"/>
+            <w:tcW w:w="282" w:type="pct"/>
           </w:tcPr>
           <w:p>
             <w:r>
@@ -619,7 +591,7 @@
         </w:tc>
         <w:tc>
           <w:tcPr>
-            <w:tcW w:w="1440" w:type="dxa"/>
+            <w:tcW w:w="593" w:type="pct"/>
           </w:tcPr>
           <w:p>
             <w:r>
@@ -632,7 +604,7 @@
         </w:tc>
         <w:tc>
           <w:tcPr>
-            <w:tcW w:w="1440" w:type="dxa"/>
+            <w:tcW w:w="707" w:type="pct"/>
           </w:tcPr>
           <w:p>
             <w:r>
@@ -645,7 +617,7 @@
         </w:tc>
         <w:tc>
           <w:tcPr>
-            <w:tcW w:w="1872" w:type="dxa"/>
+            <w:tcW w:w="1185" w:type="pct"/>
           </w:tcPr>
           <w:p>
             <w:r>
@@ -658,7 +630,7 @@
         </w:tc>
         <w:tc>
           <w:tcPr>
-            <w:tcW w:w="1584" w:type="dxa"/>
+            <w:tcW w:w="545" w:type="pct"/>
           </w:tcPr>
           <w:p>
             <w:r>
@@ -671,7 +643,7 @@
         </w:tc>
         <w:tc>
           <w:tcPr>
-            <w:tcW w:w="1440" w:type="dxa"/>
+            <w:tcW w:w="545" w:type="pct"/>
           </w:tcPr>
           <w:p>
             <w:r>
@@ -684,7 +656,7 @@
         </w:tc>
         <w:tc>
           <w:tcPr>
-            <w:tcW w:w="1872" w:type="dxa"/>
+            <w:tcW w:w="1142" w:type="pct"/>
           </w:tcPr>
           <w:p>
             <w:r>
@@ -699,33 +671,41 @@
       <w:tr>
         <w:tc>
           <w:tcPr>
-            <w:tcW w:w="720" w:type="dxa"/>
-          </w:tcPr>
-          <w:p>
-            <w:r>
-              <w:rPr>
-                <w:sz w:val="18"/>
-              </w:rPr>
-              <w:t>TSK-006</w:t>
-            </w:r>
-          </w:p>
-        </w:tc>
-        <w:tc>
-          <w:tcPr>
-            <w:tcW w:w="1440" w:type="dxa"/>
-          </w:tcPr>
-          <w:p>
-            <w:r>
-              <w:rPr>
-                <w:sz w:val="18"/>
-              </w:rPr>
+            <w:tcW w:w="282" w:type="pct"/>
+          </w:tcPr>
+          <w:p>
+            <w:r>
+              <w:rPr>
+                <w:sz w:val="18"/>
+              </w:rPr>
+              <w:t>TSK-</w:t>
+            </w:r>
+            <w:r>
+              <w:rPr>
+                <w:sz w:val="18"/>
+              </w:rPr>
+              <w:lastRenderedPageBreak/>
+              <w:t>006</w:t>
+            </w:r>
+          </w:p>
+        </w:tc>
+        <w:tc>
+          <w:tcPr>
+            <w:tcW w:w="593" w:type="pct"/>
+          </w:tcPr>
+          <w:p>
+            <w:r>
+              <w:rPr>
+                <w:sz w:val="18"/>
+              </w:rPr>
+              <w:lastRenderedPageBreak/>
               <w:t>2D Annotation</w:t>
             </w:r>
           </w:p>
         </w:tc>
         <w:tc>
           <w:tcPr>
-            <w:tcW w:w="1440" w:type="dxa"/>
+            <w:tcW w:w="707" w:type="pct"/>
           </w:tcPr>
           <w:p>
             <w:r>
@@ -738,7 +718,7 @@
         </w:tc>
         <w:tc>
           <w:tcPr>
-            <w:tcW w:w="1872" w:type="dxa"/>
+            <w:tcW w:w="1185" w:type="pct"/>
           </w:tcPr>
           <w:p>
             <w:r>
@@ -751,39 +731,55 @@
         </w:tc>
         <w:tc>
           <w:tcPr>
-            <w:tcW w:w="1584" w:type="dxa"/>
-          </w:tcPr>
-          <w:p>
-            <w:r>
-              <w:rPr>
-                <w:sz w:val="18"/>
-              </w:rPr>
-              <w:t>5f11589 (2026-07-03)</w:t>
-            </w:r>
-          </w:p>
-        </w:tc>
-        <w:tc>
-          <w:tcPr>
-            <w:tcW w:w="1440" w:type="dxa"/>
-          </w:tcPr>
-          <w:p>
-            <w:r>
-              <w:rPr>
-                <w:sz w:val="18"/>
-              </w:rPr>
-              <w:t>Confirmed by commit message</w:t>
-            </w:r>
-          </w:p>
-        </w:tc>
-        <w:tc>
-          <w:tcPr>
-            <w:tcW w:w="1872" w:type="dxa"/>
-          </w:tcPr>
-          <w:p>
-            <w:r>
-              <w:rPr>
-                <w:sz w:val="18"/>
-              </w:rPr>
+            <w:tcW w:w="545" w:type="pct"/>
+          </w:tcPr>
+          <w:p>
+            <w:r>
+              <w:rPr>
+                <w:sz w:val="18"/>
+              </w:rPr>
+              <w:t>5f11589 (2026-07-</w:t>
+            </w:r>
+            <w:r>
+              <w:rPr>
+                <w:sz w:val="18"/>
+              </w:rPr>
+              <w:lastRenderedPageBreak/>
+              <w:t>03)</w:t>
+            </w:r>
+          </w:p>
+        </w:tc>
+        <w:tc>
+          <w:tcPr>
+            <w:tcW w:w="545" w:type="pct"/>
+          </w:tcPr>
+          <w:p>
+            <w:r>
+              <w:rPr>
+                <w:sz w:val="18"/>
+              </w:rPr>
+              <w:lastRenderedPageBreak/>
+              <w:t xml:space="preserve">Confirmed by </w:t>
+            </w:r>
+            <w:r>
+              <w:rPr>
+                <w:sz w:val="18"/>
+              </w:rPr>
+              <w:lastRenderedPageBreak/>
+              <w:t>commit message</w:t>
+            </w:r>
+          </w:p>
+        </w:tc>
+        <w:tc>
+          <w:tcPr>
+            <w:tcW w:w="1142" w:type="pct"/>
+          </w:tcPr>
+          <w:p>
+            <w:r>
+              <w:rPr>
+                <w:sz w:val="18"/>
+              </w:rPr>
+              <w:lastRenderedPageBreak/>
               <w:t>Closed – Not a Bug</w:t>
             </w:r>
           </w:p>
@@ -792,7 +788,7 @@
       <w:tr>
         <w:tc>
           <w:tcPr>
-            <w:tcW w:w="720" w:type="dxa"/>
+            <w:tcW w:w="282" w:type="pct"/>
           </w:tcPr>
           <w:p>
             <w:r>
@@ -805,7 +801,7 @@
         </w:tc>
         <w:tc>
           <w:tcPr>
-            <w:tcW w:w="1440" w:type="dxa"/>
+            <w:tcW w:w="593" w:type="pct"/>
           </w:tcPr>
           <w:p>
             <w:r>
@@ -818,7 +814,7 @@
         </w:tc>
         <w:tc>
           <w:tcPr>
-            <w:tcW w:w="1440" w:type="dxa"/>
+            <w:tcW w:w="707" w:type="pct"/>
           </w:tcPr>
           <w:p>
             <w:r>
@@ -831,7 +827,7 @@
         </w:tc>
         <w:tc>
           <w:tcPr>
-            <w:tcW w:w="1872" w:type="dxa"/>
+            <w:tcW w:w="1185" w:type="pct"/>
           </w:tcPr>
           <w:p>
             <w:r>
@@ -844,7 +840,7 @@
         </w:tc>
         <w:tc>
           <w:tcPr>
-            <w:tcW w:w="1584" w:type="dxa"/>
+            <w:tcW w:w="545" w:type="pct"/>
           </w:tcPr>
           <w:p>
             <w:r>
@@ -857,7 +853,7 @@
         </w:tc>
         <w:tc>
           <w:tcPr>
-            <w:tcW w:w="1440" w:type="dxa"/>
+            <w:tcW w:w="545" w:type="pct"/>
           </w:tcPr>
           <w:p>
             <w:r>
@@ -870,7 +866,7 @@
         </w:tc>
         <w:tc>
           <w:tcPr>
-            <w:tcW w:w="1872" w:type="dxa"/>
+            <w:tcW w:w="1142" w:type="pct"/>
           </w:tcPr>
           <w:p>
             <w:r>
@@ -885,7 +881,7 @@
       <w:tr>
         <w:tc>
           <w:tcPr>
-            <w:tcW w:w="720" w:type="dxa"/>
+            <w:tcW w:w="282" w:type="pct"/>
           </w:tcPr>
           <w:p>
             <w:r>
@@ -898,7 +894,7 @@
         </w:tc>
         <w:tc>
           <w:tcPr>
-            <w:tcW w:w="1440" w:type="dxa"/>
+            <w:tcW w:w="593" w:type="pct"/>
           </w:tcPr>
           <w:p>
             <w:r>
@@ -911,7 +907,7 @@
         </w:tc>
         <w:tc>
           <w:tcPr>
-            <w:tcW w:w="1440" w:type="dxa"/>
+            <w:tcW w:w="707" w:type="pct"/>
           </w:tcPr>
           <w:p>
             <w:r>
@@ -924,7 +920,7 @@
         </w:tc>
         <w:tc>
           <w:tcPr>
-            <w:tcW w:w="1872" w:type="dxa"/>
+            <w:tcW w:w="1185" w:type="pct"/>
           </w:tcPr>
           <w:p>
             <w:r>
@@ -937,7 +933,7 @@
         </w:tc>
         <w:tc>
           <w:tcPr>
-            <w:tcW w:w="1584" w:type="dxa"/>
+            <w:tcW w:w="545" w:type="pct"/>
           </w:tcPr>
           <w:p>
             <w:r>
@@ -950,7 +946,7 @@
         </w:tc>
         <w:tc>
           <w:tcPr>
-            <w:tcW w:w="1440" w:type="dxa"/>
+            <w:tcW w:w="545" w:type="pct"/>
           </w:tcPr>
           <w:p>
             <w:r>
@@ -963,7 +959,7 @@
         </w:tc>
         <w:tc>
           <w:tcPr>
-            <w:tcW w:w="1872" w:type="dxa"/>
+            <w:tcW w:w="1142" w:type="pct"/>
           </w:tcPr>
           <w:p>
             <w:r>
@@ -978,7 +974,7 @@
       <w:tr>
         <w:tc>
           <w:tcPr>
-            <w:tcW w:w="720" w:type="dxa"/>
+            <w:tcW w:w="282" w:type="pct"/>
           </w:tcPr>
           <w:p>
             <w:r>
@@ -991,7 +987,7 @@
         </w:tc>
         <w:tc>
           <w:tcPr>
-            <w:tcW w:w="1440" w:type="dxa"/>
+            <w:tcW w:w="593" w:type="pct"/>
           </w:tcPr>
           <w:p>
             <w:r>
@@ -1004,7 +1000,7 @@
         </w:tc>
         <w:tc>
           <w:tcPr>
-            <w:tcW w:w="1440" w:type="dxa"/>
+            <w:tcW w:w="707" w:type="pct"/>
           </w:tcPr>
           <w:p>
             <w:r>
@@ -1017,7 +1013,7 @@
         </w:tc>
         <w:tc>
           <w:tcPr>
-            <w:tcW w:w="1872" w:type="dxa"/>
+            <w:tcW w:w="1185" w:type="pct"/>
           </w:tcPr>
           <w:p>
             <w:r>
@@ -1030,7 +1026,7 @@
         </w:tc>
         <w:tc>
           <w:tcPr>
-            <w:tcW w:w="1584" w:type="dxa"/>
+            <w:tcW w:w="545" w:type="pct"/>
           </w:tcPr>
           <w:p>
             <w:r>
@@ -1043,7 +1039,7 @@
         </w:tc>
         <w:tc>
           <w:tcPr>
-            <w:tcW w:w="1440" w:type="dxa"/>
+            <w:tcW w:w="545" w:type="pct"/>
           </w:tcPr>
           <w:p>
             <w:r>
@@ -1056,7 +1052,7 @@
         </w:tc>
         <w:tc>
           <w:tcPr>
-            <w:tcW w:w="1872" w:type="dxa"/>
+            <w:tcW w:w="1142" w:type="pct"/>
           </w:tcPr>
           <w:p>
             <w:r>
@@ -1071,7 +1067,7 @@
       <w:tr>
         <w:tc>
           <w:tcPr>
-            <w:tcW w:w="720" w:type="dxa"/>
+            <w:tcW w:w="282" w:type="pct"/>
           </w:tcPr>
           <w:p>
             <w:r>
@@ -1084,7 +1080,7 @@
         </w:tc>
         <w:tc>
           <w:tcPr>
-            <w:tcW w:w="1440" w:type="dxa"/>
+            <w:tcW w:w="593" w:type="pct"/>
           </w:tcPr>
           <w:p>
             <w:r>
@@ -1097,7 +1093,7 @@
         </w:tc>
         <w:tc>
           <w:tcPr>
-            <w:tcW w:w="1440" w:type="dxa"/>
+            <w:tcW w:w="707" w:type="pct"/>
           </w:tcPr>
           <w:p>
             <w:r>
@@ -1110,7 +1106,7 @@
         </w:tc>
         <w:tc>
           <w:tcPr>
-            <w:tcW w:w="1872" w:type="dxa"/>
+            <w:tcW w:w="1185" w:type="pct"/>
           </w:tcPr>
           <w:p>
             <w:r>
@@ -1123,7 +1119,7 @@
         </w:tc>
         <w:tc>
           <w:tcPr>
-            <w:tcW w:w="1584" w:type="dxa"/>
+            <w:tcW w:w="545" w:type="pct"/>
           </w:tcPr>
           <w:p>
             <w:r>
@@ -1136,7 +1132,7 @@
         </w:tc>
         <w:tc>
           <w:tcPr>
-            <w:tcW w:w="1440" w:type="dxa"/>
+            <w:tcW w:w="545" w:type="pct"/>
           </w:tcPr>
           <w:p>
             <w:r>
@@ -1149,7 +1145,7 @@
         </w:tc>
         <w:tc>
           <w:tcPr>
-            <w:tcW w:w="1872" w:type="dxa"/>
+            <w:tcW w:w="1142" w:type="pct"/>
           </w:tcPr>
           <w:p>
             <w:r>
@@ -1164,7 +1160,7 @@
       <w:tr>
         <w:tc>
           <w:tcPr>
-            <w:tcW w:w="720" w:type="dxa"/>
+            <w:tcW w:w="282" w:type="pct"/>
           </w:tcPr>
           <w:p>
             <w:r>
@@ -1177,7 +1173,7 @@
         </w:tc>
         <w:tc>
           <w:tcPr>
-            <w:tcW w:w="1440" w:type="dxa"/>
+            <w:tcW w:w="593" w:type="pct"/>
           </w:tcPr>
           <w:p>
             <w:r>
@@ -1190,7 +1186,7 @@
         </w:tc>
         <w:tc>
           <w:tcPr>
-            <w:tcW w:w="1440" w:type="dxa"/>
+            <w:tcW w:w="707" w:type="pct"/>
           </w:tcPr>
           <w:p>
             <w:r>
@@ -1203,7 +1199,7 @@
         </w:tc>
         <w:tc>
           <w:tcPr>
-            <w:tcW w:w="1872" w:type="dxa"/>
+            <w:tcW w:w="1185" w:type="pct"/>
           </w:tcPr>
           <w:p>
             <w:r>
@@ -1216,7 +1212,7 @@
         </w:tc>
         <w:tc>
           <w:tcPr>
-            <w:tcW w:w="1584" w:type="dxa"/>
+            <w:tcW w:w="545" w:type="pct"/>
           </w:tcPr>
           <w:p>
             <w:r>
@@ -1229,7 +1225,7 @@
         </w:tc>
         <w:tc>
           <w:tcPr>
-            <w:tcW w:w="1440" w:type="dxa"/>
+            <w:tcW w:w="545" w:type="pct"/>
           </w:tcPr>
           <w:p>
             <w:r>
@@ -1242,7 +1238,7 @@
         </w:tc>
         <w:tc>
           <w:tcPr>
-            <w:tcW w:w="1872" w:type="dxa"/>
+            <w:tcW w:w="1142" w:type="pct"/>
           </w:tcPr>
           <w:p>
             <w:r>
@@ -1257,7 +1253,7 @@
       <w:tr>
         <w:tc>
           <w:tcPr>
-            <w:tcW w:w="720" w:type="dxa"/>
+            <w:tcW w:w="282" w:type="pct"/>
           </w:tcPr>
           <w:p>
             <w:r>
@@ -1270,7 +1266,7 @@
         </w:tc>
         <w:tc>
           <w:tcPr>
-            <w:tcW w:w="1440" w:type="dxa"/>
+            <w:tcW w:w="593" w:type="pct"/>
           </w:tcPr>
           <w:p>
             <w:r>
@@ -1283,7 +1279,7 @@
         </w:tc>
         <w:tc>
           <w:tcPr>
-            <w:tcW w:w="1440" w:type="dxa"/>
+            <w:tcW w:w="707" w:type="pct"/>
           </w:tcPr>
           <w:p>
             <w:r>
@@ -1296,7 +1292,7 @@
         </w:tc>
         <w:tc>
           <w:tcPr>
-            <w:tcW w:w="1872" w:type="dxa"/>
+            <w:tcW w:w="1185" w:type="pct"/>
           </w:tcPr>
           <w:p>
             <w:r>
@@ -1309,7 +1305,7 @@
         </w:tc>
         <w:tc>
           <w:tcPr>
-            <w:tcW w:w="1584" w:type="dxa"/>
+            <w:tcW w:w="545" w:type="pct"/>
           </w:tcPr>
           <w:p>
             <w:r>
@@ -1322,7 +1318,7 @@
         </w:tc>
         <w:tc>
           <w:tcPr>
-            <w:tcW w:w="1440" w:type="dxa"/>
+            <w:tcW w:w="545" w:type="pct"/>
           </w:tcPr>
           <w:p>
             <w:r>
@@ -1335,7 +1331,7 @@
         </w:tc>
         <w:tc>
           <w:tcPr>
-            <w:tcW w:w="1872" w:type="dxa"/>
+            <w:tcW w:w="1142" w:type="pct"/>
           </w:tcPr>
           <w:p>
             <w:r>
@@ -1350,7 +1346,7 @@
       <w:tr>
         <w:tc>
           <w:tcPr>
-            <w:tcW w:w="720" w:type="dxa"/>
+            <w:tcW w:w="282" w:type="pct"/>
           </w:tcPr>
           <w:p>
             <w:r>
@@ -1363,7 +1359,7 @@
         </w:tc>
         <w:tc>
           <w:tcPr>
-            <w:tcW w:w="1440" w:type="dxa"/>
+            <w:tcW w:w="593" w:type="pct"/>
           </w:tcPr>
           <w:p>
             <w:r>
@@ -1376,7 +1372,7 @@
         </w:tc>
         <w:tc>
           <w:tcPr>
-            <w:tcW w:w="1440" w:type="dxa"/>
+            <w:tcW w:w="707" w:type="pct"/>
           </w:tcPr>
           <w:p>
             <w:r>
@@ -1389,7 +1385,7 @@
         </w:tc>
         <w:tc>
           <w:tcPr>
-            <w:tcW w:w="1872" w:type="dxa"/>
+            <w:tcW w:w="1185" w:type="pct"/>
           </w:tcPr>
           <w:p>
             <w:r>
@@ -1402,7 +1398,7 @@
         </w:tc>
         <w:tc>
           <w:tcPr>
-            <w:tcW w:w="1584" w:type="dxa"/>
+            <w:tcW w:w="545" w:type="pct"/>
           </w:tcPr>
           <w:p>
             <w:r>
@@ -1415,7 +1411,7 @@
         </w:tc>
         <w:tc>
           <w:tcPr>
-            <w:tcW w:w="1440" w:type="dxa"/>
+            <w:tcW w:w="545" w:type="pct"/>
           </w:tcPr>
           <w:p>
             <w:r>
@@ -1428,7 +1424,7 @@
         </w:tc>
         <w:tc>
           <w:tcPr>
-            <w:tcW w:w="1872" w:type="dxa"/>
+            <w:tcW w:w="1142" w:type="pct"/>
           </w:tcPr>
           <w:p>
             <w:r>
@@ -1443,7 +1439,7 @@
       <w:tr>
         <w:tc>
           <w:tcPr>
-            <w:tcW w:w="720" w:type="dxa"/>
+            <w:tcW w:w="282" w:type="pct"/>
           </w:tcPr>
           <w:p>
             <w:r>
@@ -1456,7 +1452,7 @@
         </w:tc>
         <w:tc>
           <w:tcPr>
-            <w:tcW w:w="1440" w:type="dxa"/>
+            <w:tcW w:w="593" w:type="pct"/>
           </w:tcPr>
           <w:p>
             <w:r>
@@ -1469,7 +1465,7 @@
         </w:tc>
         <w:tc>
           <w:tcPr>
-            <w:tcW w:w="1440" w:type="dxa"/>
+            <w:tcW w:w="707" w:type="pct"/>
           </w:tcPr>
           <w:p>
             <w:r>
@@ -1482,7 +1478,7 @@
         </w:tc>
         <w:tc>
           <w:tcPr>
-            <w:tcW w:w="1872" w:type="dxa"/>
+            <w:tcW w:w="1185" w:type="pct"/>
           </w:tcPr>
           <w:p>
             <w:r>
@@ -1495,7 +1491,7 @@
         </w:tc>
         <w:tc>
           <w:tcPr>
-            <w:tcW w:w="1584" w:type="dxa"/>
+            <w:tcW w:w="545" w:type="pct"/>
           </w:tcPr>
           <w:p>
             <w:r>
@@ -1508,7 +1504,7 @@
         </w:tc>
         <w:tc>
           <w:tcPr>
-            <w:tcW w:w="1440" w:type="dxa"/>
+            <w:tcW w:w="545" w:type="pct"/>
           </w:tcPr>
           <w:p>
             <w:r>
@@ -1521,7 +1517,7 @@
         </w:tc>
         <w:tc>
           <w:tcPr>
-            <w:tcW w:w="1872" w:type="dxa"/>
+            <w:tcW w:w="1142" w:type="pct"/>
           </w:tcPr>
           <w:p>
             <w:r>
@@ -1536,7 +1532,7 @@
       <w:tr>
         <w:tc>
           <w:tcPr>
-            <w:tcW w:w="720" w:type="dxa"/>
+            <w:tcW w:w="282" w:type="pct"/>
           </w:tcPr>
           <w:p>
             <w:r>
@@ -1549,7 +1545,7 @@
         </w:tc>
         <w:tc>
           <w:tcPr>
-            <w:tcW w:w="1440" w:type="dxa"/>
+            <w:tcW w:w="593" w:type="pct"/>
           </w:tcPr>
           <w:p>
             <w:r>
@@ -1562,7 +1558,7 @@
         </w:tc>
         <w:tc>
           <w:tcPr>
-            <w:tcW w:w="1440" w:type="dxa"/>
+            <w:tcW w:w="707" w:type="pct"/>
           </w:tcPr>
           <w:p>
             <w:r>
@@ -1575,7 +1571,7 @@
         </w:tc>
         <w:tc>
           <w:tcPr>
-            <w:tcW w:w="1872" w:type="dxa"/>
+            <w:tcW w:w="1185" w:type="pct"/>
           </w:tcPr>
           <w:p>
             <w:r>
@@ -1588,7 +1584,7 @@
         </w:tc>
         <w:tc>
           <w:tcPr>
-            <w:tcW w:w="1584" w:type="dxa"/>
+            <w:tcW w:w="545" w:type="pct"/>
           </w:tcPr>
           <w:p>
             <w:r>
@@ -1601,7 +1597,7 @@
         </w:tc>
         <w:tc>
           <w:tcPr>
-            <w:tcW w:w="1440" w:type="dxa"/>
+            <w:tcW w:w="545" w:type="pct"/>
           </w:tcPr>
           <w:p>
             <w:r>
@@ -1614,7 +1610,7 @@
         </w:tc>
         <w:tc>
           <w:tcPr>
-            <w:tcW w:w="1872" w:type="dxa"/>
+            <w:tcW w:w="1142" w:type="pct"/>
           </w:tcPr>
           <w:p>
             <w:r>
@@ -1629,7 +1625,7 @@
       <w:tr>
         <w:tc>
           <w:tcPr>
-            <w:tcW w:w="720" w:type="dxa"/>
+            <w:tcW w:w="282" w:type="pct"/>
           </w:tcPr>
           <w:p>
             <w:r>
@@ -1642,7 +1638,7 @@
         </w:tc>
         <w:tc>
           <w:tcPr>
-            <w:tcW w:w="1440" w:type="dxa"/>
+            <w:tcW w:w="593" w:type="pct"/>
           </w:tcPr>
           <w:p>
             <w:r>
@@ -1655,7 +1651,7 @@
         </w:tc>
         <w:tc>
           <w:tcPr>
-            <w:tcW w:w="1440" w:type="dxa"/>
+            <w:tcW w:w="707" w:type="pct"/>
           </w:tcPr>
           <w:p>
             <w:r>
@@ -1668,7 +1664,7 @@
         </w:tc>
         <w:tc>
           <w:tcPr>
-            <w:tcW w:w="1872" w:type="dxa"/>
+            <w:tcW w:w="1185" w:type="pct"/>
           </w:tcPr>
           <w:p>
             <w:r>
@@ -1681,7 +1677,7 @@
         </w:tc>
         <w:tc>
           <w:tcPr>
-            <w:tcW w:w="1584" w:type="dxa"/>
+            <w:tcW w:w="545" w:type="pct"/>
           </w:tcPr>
           <w:p>
             <w:r>
@@ -1694,7 +1690,7 @@
         </w:tc>
         <w:tc>
           <w:tcPr>
-            <w:tcW w:w="1440" w:type="dxa"/>
+            <w:tcW w:w="545" w:type="pct"/>
           </w:tcPr>
           <w:p>
             <w:r>
@@ -1707,7 +1703,7 @@
         </w:tc>
         <w:tc>
           <w:tcPr>
-            <w:tcW w:w="1872" w:type="dxa"/>
+            <w:tcW w:w="1142" w:type="pct"/>
           </w:tcPr>
           <w:p>
             <w:r>
@@ -1722,7 +1718,7 @@
       <w:tr>
         <w:tc>
           <w:tcPr>
-            <w:tcW w:w="720" w:type="dxa"/>
+            <w:tcW w:w="282" w:type="pct"/>
           </w:tcPr>
           <w:p>
             <w:r>
@@ -1735,7 +1731,7 @@
         </w:tc>
         <w:tc>
           <w:tcPr>
-            <w:tcW w:w="1440" w:type="dxa"/>
+            <w:tcW w:w="593" w:type="pct"/>
           </w:tcPr>
           <w:p>
             <w:r>
@@ -1748,7 +1744,7 @@
         </w:tc>
         <w:tc>
           <w:tcPr>
-            <w:tcW w:w="1440" w:type="dxa"/>
+            <w:tcW w:w="707" w:type="pct"/>
           </w:tcPr>
           <w:p>
             <w:r>
@@ -1761,7 +1757,7 @@
         </w:tc>
         <w:tc>
           <w:tcPr>
-            <w:tcW w:w="1872" w:type="dxa"/>
+            <w:tcW w:w="1185" w:type="pct"/>
           </w:tcPr>
           <w:p>
             <w:r>
@@ -1774,7 +1770,7 @@
         </w:tc>
         <w:tc>
           <w:tcPr>
-            <w:tcW w:w="1584" w:type="dxa"/>
+            <w:tcW w:w="545" w:type="pct"/>
           </w:tcPr>
           <w:p>
             <w:r>
@@ -1787,7 +1783,7 @@
         </w:tc>
         <w:tc>
           <w:tcPr>
-            <w:tcW w:w="1440" w:type="dxa"/>
+            <w:tcW w:w="545" w:type="pct"/>
           </w:tcPr>
           <w:p>
             <w:r>
@@ -1800,7 +1796,7 @@
         </w:tc>
         <w:tc>
           <w:tcPr>
-            <w:tcW w:w="1872" w:type="dxa"/>
+            <w:tcW w:w="1142" w:type="pct"/>
           </w:tcPr>
           <w:p>
             <w:r>
@@ -1815,7 +1811,7 @@
       <w:tr>
         <w:tc>
           <w:tcPr>
-            <w:tcW w:w="720" w:type="dxa"/>
+            <w:tcW w:w="282" w:type="pct"/>
           </w:tcPr>
           <w:p>
             <w:r>
@@ -1828,7 +1824,7 @@
         </w:tc>
         <w:tc>
           <w:tcPr>
-            <w:tcW w:w="1440" w:type="dxa"/>
+            <w:tcW w:w="593" w:type="pct"/>
           </w:tcPr>
           <w:p>
             <w:r>
@@ -1841,7 +1837,7 @@
         </w:tc>
         <w:tc>
           <w:tcPr>
-            <w:tcW w:w="1440" w:type="dxa"/>
+            <w:tcW w:w="707" w:type="pct"/>
           </w:tcPr>
           <w:p>
             <w:r>
@@ -1854,7 +1850,7 @@
         </w:tc>
         <w:tc>
           <w:tcPr>
-            <w:tcW w:w="1872" w:type="dxa"/>
+            <w:tcW w:w="1185" w:type="pct"/>
           </w:tcPr>
           <w:p>
             <w:r>
@@ -1867,7 +1863,7 @@
         </w:tc>
         <w:tc>
           <w:tcPr>
-            <w:tcW w:w="1584" w:type="dxa"/>
+            <w:tcW w:w="545" w:type="pct"/>
           </w:tcPr>
           <w:p>
             <w:r>
@@ -1880,7 +1876,7 @@
         </w:tc>
         <w:tc>
           <w:tcPr>
-            <w:tcW w:w="1440" w:type="dxa"/>
+            <w:tcW w:w="545" w:type="pct"/>
           </w:tcPr>
           <w:p>
             <w:r>
@@ -1893,7 +1889,7 @@
         </w:tc>
         <w:tc>
           <w:tcPr>
-            <w:tcW w:w="1872" w:type="dxa"/>
+            <w:tcW w:w="1142" w:type="pct"/>
           </w:tcPr>
           <w:p>
             <w:r>
@@ -1908,7 +1904,7 @@
       <w:tr>
         <w:tc>
           <w:tcPr>
-            <w:tcW w:w="720" w:type="dxa"/>
+            <w:tcW w:w="282" w:type="pct"/>
           </w:tcPr>
           <w:p>
             <w:r>
@@ -1921,7 +1917,7 @@
         </w:tc>
         <w:tc>
           <w:tcPr>
-            <w:tcW w:w="1440" w:type="dxa"/>
+            <w:tcW w:w="593" w:type="pct"/>
           </w:tcPr>
           <w:p>
             <w:r>
@@ -1934,7 +1930,7 @@
         </w:tc>
         <w:tc>
           <w:tcPr>
-            <w:tcW w:w="1440" w:type="dxa"/>
+            <w:tcW w:w="707" w:type="pct"/>
           </w:tcPr>
           <w:p>
             <w:r>
@@ -1947,7 +1943,7 @@
         </w:tc>
         <w:tc>
           <w:tcPr>
-            <w:tcW w:w="1872" w:type="dxa"/>
+            <w:tcW w:w="1185" w:type="pct"/>
           </w:tcPr>
           <w:p>
             <w:r>
@@ -1960,7 +1956,7 @@
         </w:tc>
         <w:tc>
           <w:tcPr>
-            <w:tcW w:w="1584" w:type="dxa"/>
+            <w:tcW w:w="545" w:type="pct"/>
           </w:tcPr>
           <w:p>
             <w:r>
@@ -1973,7 +1969,7 @@
         </w:tc>
         <w:tc>
           <w:tcPr>
-            <w:tcW w:w="1440" w:type="dxa"/>
+            <w:tcW w:w="545" w:type="pct"/>
           </w:tcPr>
           <w:p>
             <w:r>
@@ -1986,7 +1982,7 @@
         </w:tc>
         <w:tc>
           <w:tcPr>
-            <w:tcW w:w="1872" w:type="dxa"/>
+            <w:tcW w:w="1142" w:type="pct"/>
           </w:tcPr>
           <w:p>
             <w:r>
@@ -2001,7 +1997,7 @@
       <w:tr>
         <w:tc>
           <w:tcPr>
-            <w:tcW w:w="720" w:type="dxa"/>
+            <w:tcW w:w="282" w:type="pct"/>
           </w:tcPr>
           <w:p>
             <w:r>
@@ -2014,27 +2010,27 @@
         </w:tc>
         <w:tc>
           <w:tcPr>
-            <w:tcW w:w="1440" w:type="dxa"/>
-          </w:tcPr>
-          <w:p>
-            <w:r>
-              <w:rPr>
-                <w:sz w:val="18"/>
-              </w:rPr>
-              <w:t xml:space="preserve">Mobile Responsive </w:t>
+            <w:tcW w:w="593" w:type="pct"/>
+          </w:tcPr>
+          <w:p>
+            <w:r>
+              <w:rPr>
+                <w:sz w:val="18"/>
+              </w:rPr>
+              <w:t xml:space="preserve">Mobile Responsive (Case </w:t>
             </w:r>
             <w:r>
               <w:rPr>
                 <w:sz w:val="18"/>
               </w:rPr>
               <w:lastRenderedPageBreak/>
-              <w:t>(Case Mgmt)</w:t>
-            </w:r>
-          </w:p>
-        </w:tc>
-        <w:tc>
-          <w:tcPr>
-            <w:tcW w:w="1440" w:type="dxa"/>
+              <w:t>Mgmt)</w:t>
+            </w:r>
+          </w:p>
+        </w:tc>
+        <w:tc>
+          <w:tcPr>
+            <w:tcW w:w="707" w:type="pct"/>
           </w:tcPr>
           <w:p>
             <w:r>
@@ -2048,7 +2044,7 @@
         </w:tc>
         <w:tc>
           <w:tcPr>
-            <w:tcW w:w="1872" w:type="dxa"/>
+            <w:tcW w:w="1185" w:type="pct"/>
           </w:tcPr>
           <w:p>
             <w:r>
@@ -2061,34 +2057,26 @@
         </w:tc>
         <w:tc>
           <w:tcPr>
-            <w:tcW w:w="1584" w:type="dxa"/>
-          </w:tcPr>
-          <w:p>
-            <w:r>
-              <w:rPr>
-                <w:sz w:val="18"/>
-              </w:rPr>
-              <w:t xml:space="preserve">6e72c8e (TSK-028) — </w:t>
-            </w:r>
-            <w:r>
-              <w:rPr>
-                <w:sz w:val="18"/>
-              </w:rPr>
-              <w:lastRenderedPageBreak/>
-              <w:t>partial</w:t>
-            </w:r>
-          </w:p>
-        </w:tc>
-        <w:tc>
-          <w:tcPr>
-            <w:tcW w:w="1440" w:type="dxa"/>
-          </w:tcPr>
-          <w:p>
-            <w:r>
-              <w:rPr>
-                <w:sz w:val="18"/>
-              </w:rPr>
-              <w:lastRenderedPageBreak/>
+            <w:tcW w:w="545" w:type="pct"/>
+          </w:tcPr>
+          <w:p>
+            <w:r>
+              <w:rPr>
+                <w:sz w:val="18"/>
+              </w:rPr>
+              <w:t>6e72c8e (TSK-028) — partial</w:t>
+            </w:r>
+          </w:p>
+        </w:tc>
+        <w:tc>
+          <w:tcPr>
+            <w:tcW w:w="545" w:type="pct"/>
+          </w:tcPr>
+          <w:p>
+            <w:r>
+              <w:rPr>
+                <w:sz w:val="18"/>
+              </w:rPr>
               <w:t xml:space="preserve">Probable — addresses </w:t>
             </w:r>
             <w:r>
@@ -2102,7 +2090,7 @@
         </w:tc>
         <w:tc>
           <w:tcPr>
-            <w:tcW w:w="1872" w:type="dxa"/>
+            <w:tcW w:w="1142" w:type="pct"/>
           </w:tcPr>
           <w:p>
             <w:r>
@@ -2110,14 +2098,7 @@
                 <w:sz w:val="18"/>
               </w:rPr>
               <w:lastRenderedPageBreak/>
-              <w:t xml:space="preserve">Partially addressed via </w:t>
-            </w:r>
-            <w:r>
-              <w:rPr>
-                <w:sz w:val="18"/>
-              </w:rPr>
-              <w:lastRenderedPageBreak/>
-              <w:t>TSK-028, re-verify</w:t>
+              <w:t>Partially addressed via TSK-028, re-verify</w:t>
             </w:r>
           </w:p>
         </w:tc>
@@ -2125,1083 +2106,1429 @@
       <w:tr>
         <w:tc>
           <w:tcPr>
-            <w:tcW w:w="720" w:type="dxa"/>
-          </w:tcPr>
-          <w:p>
-            <w:r>
-              <w:rPr>
-                <w:sz w:val="18"/>
-              </w:rPr>
+            <w:tcW w:w="282" w:type="pct"/>
+          </w:tcPr>
+          <w:p>
+            <w:r>
+              <w:rPr>
+                <w:sz w:val="18"/>
+              </w:rPr>
+              <w:t>TSK-021</w:t>
+            </w:r>
+          </w:p>
+        </w:tc>
+        <w:tc>
+          <w:tcPr>
+            <w:tcW w:w="593" w:type="pct"/>
+          </w:tcPr>
+          <w:p>
+            <w:r>
+              <w:rPr>
+                <w:sz w:val="18"/>
+              </w:rPr>
+              <w:t>Mobile Responsive (Case Details)</w:t>
+            </w:r>
+          </w:p>
+        </w:tc>
+        <w:tc>
+          <w:tcPr>
+            <w:tcW w:w="707" w:type="pct"/>
+          </w:tcPr>
+          <w:p>
+            <w:r>
+              <w:rPr>
+                <w:sz w:val="18"/>
+              </w:rPr>
+              <w:t>Extension of UAT-12</w:t>
+            </w:r>
+          </w:p>
+        </w:tc>
+        <w:tc>
+          <w:tcPr>
+            <w:tcW w:w="1185" w:type="pct"/>
+          </w:tcPr>
+          <w:p>
+            <w:r>
+              <w:rPr>
+                <w:sz w:val="18"/>
+              </w:rPr>
+              <w:t>Case Details mobile layout</w:t>
+            </w:r>
+          </w:p>
+        </w:tc>
+        <w:tc>
+          <w:tcPr>
+            <w:tcW w:w="545" w:type="pct"/>
+          </w:tcPr>
+          <w:p>
+            <w:r>
+              <w:rPr>
+                <w:sz w:val="18"/>
+              </w:rPr>
+              <w:t>Not yet implemented</w:t>
+            </w:r>
+          </w:p>
+        </w:tc>
+        <w:tc>
+          <w:tcPr>
+            <w:tcW w:w="545" w:type="pct"/>
+          </w:tcPr>
+          <w:p>
+            <w:r>
+              <w:rPr>
+                <w:sz w:val="18"/>
+              </w:rPr>
+              <w:t>N/A</w:t>
+            </w:r>
+          </w:p>
+        </w:tc>
+        <w:tc>
+          <w:tcPr>
+            <w:tcW w:w="1142" w:type="pct"/>
+          </w:tcPr>
+          <w:p>
+            <w:pPr>
+              <w:rPr>
+                <w:sz w:val="18"/>
+              </w:rPr>
+            </w:pPr>
+            <w:r>
+              <w:rPr>
+                <w:sz w:val="18"/>
+              </w:rPr>
+              <w:t>Backlog</w:t>
+            </w:r>
+          </w:p>
+          <w:p/>
+        </w:tc>
+      </w:tr>
+      <w:tr>
+        <w:tc>
+          <w:tcPr>
+            <w:tcW w:w="282" w:type="pct"/>
+          </w:tcPr>
+          <w:p>
+            <w:pPr>
+              <w:rPr>
+                <w:sz w:val="18"/>
+              </w:rPr>
+            </w:pPr>
+            <w:r>
+              <w:rPr>
+                <w:sz w:val="18"/>
+              </w:rPr>
+              <w:t>TSK-022</w:t>
+            </w:r>
+          </w:p>
+        </w:tc>
+        <w:tc>
+          <w:tcPr>
+            <w:tcW w:w="593" w:type="pct"/>
+          </w:tcPr>
+          <w:p>
+            <w:pPr>
+              <w:rPr>
+                <w:sz w:val="18"/>
+              </w:rPr>
+            </w:pPr>
+            <w:r>
+              <w:rPr>
+                <w:sz w:val="18"/>
+              </w:rPr>
+              <w:t>Authentication</w:t>
+            </w:r>
+          </w:p>
+        </w:tc>
+        <w:tc>
+          <w:tcPr>
+            <w:tcW w:w="707" w:type="pct"/>
+          </w:tcPr>
+          <w:p>
+            <w:pPr>
+              <w:rPr>
+                <w:sz w:val="18"/>
+              </w:rPr>
+            </w:pPr>
+            <w:r>
+              <w:rPr>
+                <w:sz w:val="18"/>
+              </w:rPr>
+              <w:t>Extension of UAT-01</w:t>
+            </w:r>
+          </w:p>
+        </w:tc>
+        <w:tc>
+          <w:tcPr>
+            <w:tcW w:w="1185" w:type="pct"/>
+          </w:tcPr>
+          <w:p>
+            <w:pPr>
+              <w:rPr>
+                <w:sz w:val="18"/>
+              </w:rPr>
+            </w:pPr>
+            <w:r>
+              <w:rPr>
+                <w:sz w:val="18"/>
+              </w:rPr>
+              <w:t>src/js/shared/passwordReset.js, changePassword.js</w:t>
+            </w:r>
+          </w:p>
+        </w:tc>
+        <w:tc>
+          <w:tcPr>
+            <w:tcW w:w="545" w:type="pct"/>
+          </w:tcPr>
+          <w:p>
+            <w:pPr>
+              <w:rPr>
+                <w:sz w:val="18"/>
+              </w:rPr>
+            </w:pPr>
+            <w:r>
+              <w:rPr>
+                <w:sz w:val="18"/>
+              </w:rPr>
+              <w:t>df67de0 (2026-07-14); d38ff71 (2026-07-24)</w:t>
+            </w:r>
+          </w:p>
+        </w:tc>
+        <w:tc>
+          <w:tcPr>
+            <w:tcW w:w="545" w:type="pct"/>
+          </w:tcPr>
+          <w:p>
+            <w:pPr>
+              <w:rPr>
+                <w:sz w:val="18"/>
+              </w:rPr>
+            </w:pPr>
+            <w:r>
+              <w:rPr>
+                <w:sz w:val="18"/>
+              </w:rPr>
+              <w:t>Confirmed by commit message</w:t>
+            </w:r>
+          </w:p>
+        </w:tc>
+        <w:tc>
+          <w:tcPr>
+            <w:tcW w:w="1142" w:type="pct"/>
+          </w:tcPr>
+          <w:p>
+            <w:pPr>
+              <w:rPr>
+                <w:sz w:val="18"/>
+              </w:rPr>
+            </w:pPr>
+            <w:r>
+              <w:rPr>
+                <w:sz w:val="18"/>
+              </w:rPr>
+              <w:t>Verified by passwordReset.test.mjs; no standing UAT-01 pass-criteria text for it yet</w:t>
+            </w:r>
+          </w:p>
+        </w:tc>
+      </w:tr>
+      <w:tr>
+        <w:tc>
+          <w:tcPr>
+            <w:tcW w:w="282" w:type="pct"/>
+          </w:tcPr>
+          <w:p>
+            <w:pPr>
+              <w:rPr>
+                <w:sz w:val="18"/>
+              </w:rPr>
+            </w:pPr>
+            <w:r>
+              <w:rPr>
+                <w:sz w:val="18"/>
+              </w:rPr>
+              <w:t>TSK-023</w:t>
+            </w:r>
+          </w:p>
+        </w:tc>
+        <w:tc>
+          <w:tcPr>
+            <w:tcW w:w="593" w:type="pct"/>
+          </w:tcPr>
+          <w:p>
+            <w:pPr>
+              <w:rPr>
+                <w:sz w:val="18"/>
+              </w:rPr>
+            </w:pPr>
+            <w:r>
+              <w:rPr>
+                <w:sz w:val="18"/>
+              </w:rPr>
+              <w:t>Admin</w:t>
+            </w:r>
+          </w:p>
+        </w:tc>
+        <w:tc>
+          <w:tcPr>
+            <w:tcW w:w="707" w:type="pct"/>
+          </w:tcPr>
+          <w:p>
+            <w:pPr>
+              <w:rPr>
+                <w:sz w:val="18"/>
+              </w:rPr>
+            </w:pPr>
+            <w:r>
+              <w:rPr>
+                <w:sz w:val="18"/>
+              </w:rPr>
+              <w:t>No standing case — new area</w:t>
+            </w:r>
+          </w:p>
+        </w:tc>
+        <w:tc>
+          <w:tcPr>
+            <w:tcW w:w="1185" w:type="pct"/>
+          </w:tcPr>
+          <w:p>
+            <w:pPr>
+              <w:rPr>
+                <w:sz w:val="18"/>
+              </w:rPr>
+            </w:pPr>
+            <w:r>
+              <w:rPr>
+                <w:sz w:val="18"/>
+              </w:rPr>
+              <w:t>src/js/admin/adminMachineId.js</w:t>
+            </w:r>
+          </w:p>
+        </w:tc>
+        <w:tc>
+          <w:tcPr>
+            <w:tcW w:w="545" w:type="pct"/>
+          </w:tcPr>
+          <w:p>
+            <w:pPr>
+              <w:rPr>
+                <w:sz w:val="18"/>
+              </w:rPr>
+            </w:pPr>
+            <w:r>
+              <w:rPr>
+                <w:sz w:val="18"/>
+              </w:rPr>
+              <w:t>9057f94 (2026-07-13)</w:t>
+            </w:r>
+          </w:p>
+        </w:tc>
+        <w:tc>
+          <w:tcPr>
+            <w:tcW w:w="545" w:type="pct"/>
+          </w:tcPr>
+          <w:p>
+            <w:pPr>
+              <w:rPr>
+                <w:sz w:val="18"/>
+              </w:rPr>
+            </w:pPr>
+            <w:r>
+              <w:rPr>
+                <w:sz w:val="18"/>
+              </w:rPr>
+              <w:t>Confirmed by commit message</w:t>
+            </w:r>
+          </w:p>
+        </w:tc>
+        <w:tc>
+          <w:tcPr>
+            <w:tcW w:w="1142" w:type="pct"/>
+          </w:tcPr>
+          <w:p>
+            <w:pPr>
+              <w:rPr>
+                <w:sz w:val="18"/>
+              </w:rPr>
+            </w:pPr>
+            <w:r>
+              <w:rPr>
+                <w:sz w:val="18"/>
+              </w:rPr>
+              <w:t>No automated test; no UAT case</w:t>
+            </w:r>
+          </w:p>
+        </w:tc>
+      </w:tr>
+      <w:tr>
+        <w:tc>
+          <w:tcPr>
+            <w:tcW w:w="282" w:type="pct"/>
+          </w:tcPr>
+          <w:p>
+            <w:pPr>
+              <w:rPr>
+                <w:sz w:val="18"/>
+              </w:rPr>
+            </w:pPr>
+            <w:r>
+              <w:rPr>
+                <w:sz w:val="18"/>
+              </w:rPr>
+              <w:t>TSK-024</w:t>
+            </w:r>
+          </w:p>
+        </w:tc>
+        <w:tc>
+          <w:tcPr>
+            <w:tcW w:w="593" w:type="pct"/>
+          </w:tcPr>
+          <w:p>
+            <w:pPr>
+              <w:rPr>
+                <w:sz w:val="18"/>
+              </w:rPr>
+            </w:pPr>
+            <w:r>
+              <w:rPr>
+                <w:sz w:val="18"/>
+              </w:rPr>
+              <w:t>Admin</w:t>
+            </w:r>
+          </w:p>
+        </w:tc>
+        <w:tc>
+          <w:tcPr>
+            <w:tcW w:w="707" w:type="pct"/>
+          </w:tcPr>
+          <w:p>
+            <w:pPr>
+              <w:rPr>
+                <w:sz w:val="18"/>
+              </w:rPr>
+            </w:pPr>
+            <w:r>
+              <w:rPr>
+                <w:sz w:val="18"/>
+              </w:rPr>
+              <w:t>No standing case — new area</w:t>
+            </w:r>
+          </w:p>
+        </w:tc>
+        <w:tc>
+          <w:tcPr>
+            <w:tcW w:w="1185" w:type="pct"/>
+          </w:tcPr>
+          <w:p>
+            <w:pPr>
+              <w:rPr>
+                <w:sz w:val="18"/>
+              </w:rPr>
+            </w:pPr>
+            <w:r>
+              <w:rPr>
+                <w:sz w:val="18"/>
+              </w:rPr>
+              <w:t>src/js/admin/adminUsers.js</w:t>
+            </w:r>
+          </w:p>
+        </w:tc>
+        <w:tc>
+          <w:tcPr>
+            <w:tcW w:w="545" w:type="pct"/>
+          </w:tcPr>
+          <w:p>
+            <w:pPr>
+              <w:rPr>
+                <w:sz w:val="18"/>
+              </w:rPr>
+            </w:pPr>
+            <w:r>
+              <w:rPr>
+                <w:sz w:val="18"/>
+              </w:rPr>
+              <w:t>1f29e7a (2026-07-11)</w:t>
+            </w:r>
+          </w:p>
+        </w:tc>
+        <w:tc>
+          <w:tcPr>
+            <w:tcW w:w="545" w:type="pct"/>
+          </w:tcPr>
+          <w:p>
+            <w:pPr>
+              <w:rPr>
+                <w:sz w:val="18"/>
+              </w:rPr>
+            </w:pPr>
+            <w:r>
+              <w:rPr>
+                <w:sz w:val="18"/>
+              </w:rPr>
+              <w:t>Confirmed by commit message</w:t>
+            </w:r>
+          </w:p>
+        </w:tc>
+        <w:tc>
+          <w:tcPr>
+            <w:tcW w:w="1142" w:type="pct"/>
+          </w:tcPr>
+          <w:p>
+            <w:pPr>
+              <w:rPr>
+                <w:sz w:val="18"/>
+              </w:rPr>
+            </w:pPr>
+            <w:r>
+              <w:rPr>
+                <w:sz w:val="18"/>
+              </w:rPr>
+              <w:t>No automated test; no UAT case</w:t>
+            </w:r>
+          </w:p>
+        </w:tc>
+      </w:tr>
+      <w:tr>
+        <w:tc>
+          <w:tcPr>
+            <w:tcW w:w="282" w:type="pct"/>
+          </w:tcPr>
+          <w:p>
+            <w:pPr>
+              <w:rPr>
+                <w:sz w:val="18"/>
+              </w:rPr>
+            </w:pPr>
+            <w:r>
+              <w:rPr>
+                <w:sz w:val="18"/>
+              </w:rPr>
+              <w:t>TSK-025</w:t>
+            </w:r>
+          </w:p>
+        </w:tc>
+        <w:tc>
+          <w:tcPr>
+            <w:tcW w:w="593" w:type="pct"/>
+          </w:tcPr>
+          <w:p>
+            <w:pPr>
+              <w:rPr>
+                <w:sz w:val="18"/>
+              </w:rPr>
+            </w:pPr>
+            <w:r>
+              <w:rPr>
+                <w:sz w:val="18"/>
+              </w:rPr>
+              <w:t>Help / Onboarding</w:t>
+            </w:r>
+          </w:p>
+        </w:tc>
+        <w:tc>
+          <w:tcPr>
+            <w:tcW w:w="707" w:type="pct"/>
+          </w:tcPr>
+          <w:p>
+            <w:pPr>
+              <w:rPr>
+                <w:sz w:val="18"/>
+              </w:rPr>
+            </w:pPr>
+            <w:r>
+              <w:rPr>
+                <w:sz w:val="18"/>
+              </w:rPr>
+              <w:t>No standing case — new area</w:t>
+            </w:r>
+          </w:p>
+        </w:tc>
+        <w:tc>
+          <w:tcPr>
+            <w:tcW w:w="1185" w:type="pct"/>
+          </w:tcPr>
+          <w:p>
+            <w:pPr>
+              <w:rPr>
+                <w:sz w:val="18"/>
+              </w:rPr>
+            </w:pPr>
+            <w:r>
+              <w:rPr>
+                <w:sz w:val="18"/>
+              </w:rPr>
+              <w:t>src/js/shared/helpMatcher.js, helpTopics.js, helpBot.js</w:t>
+            </w:r>
+          </w:p>
+        </w:tc>
+        <w:tc>
+          <w:tcPr>
+            <w:tcW w:w="545" w:type="pct"/>
+          </w:tcPr>
+          <w:p>
+            <w:pPr>
+              <w:rPr>
+                <w:sz w:val="18"/>
+              </w:rPr>
+            </w:pPr>
+            <w:r>
+              <w:rPr>
+                <w:sz w:val="18"/>
+              </w:rPr>
+              <w:t>d38ff71 (2026-07-24); expanded by d583fbb (2026-07-27), e621194 (2026-07-28)</w:t>
+            </w:r>
+          </w:p>
+        </w:tc>
+        <w:tc>
+          <w:tcPr>
+            <w:tcW w:w="545" w:type="pct"/>
+          </w:tcPr>
+          <w:p>
+            <w:pPr>
+              <w:rPr>
+                <w:sz w:val="18"/>
+              </w:rPr>
+            </w:pPr>
+            <w:r>
+              <w:rPr>
+                <w:sz w:val="18"/>
+              </w:rPr>
+              <w:t>Confirmed by commit message</w:t>
+            </w:r>
+          </w:p>
+        </w:tc>
+        <w:tc>
+          <w:tcPr>
+            <w:tcW w:w="1142" w:type="pct"/>
+          </w:tcPr>
+          <w:p>
+            <w:r>
+              <w:t>Verified by helpBot.test.mjs (87 tests, re-run 2026-08-24); no UAT case -- see §4</w:t>
+            </w:r>
+          </w:p>
+        </w:tc>
+      </w:tr>
+      <w:tr>
+        <w:tc>
+          <w:tcPr>
+            <w:tcW w:w="282" w:type="pct"/>
+          </w:tcPr>
+          <w:p>
+            <w:pPr>
+              <w:rPr>
+                <w:sz w:val="18"/>
+              </w:rPr>
+            </w:pPr>
+            <w:r>
+              <w:rPr>
+                <w:sz w:val="18"/>
+              </w:rPr>
+              <w:t>TSK-026</w:t>
+            </w:r>
+          </w:p>
+        </w:tc>
+        <w:tc>
+          <w:tcPr>
+            <w:tcW w:w="593" w:type="pct"/>
+          </w:tcPr>
+          <w:p>
+            <w:pPr>
+              <w:rPr>
+                <w:sz w:val="18"/>
+              </w:rPr>
+            </w:pPr>
+            <w:r>
+              <w:rPr>
+                <w:sz w:val="18"/>
+              </w:rPr>
+              <w:t>3D Viewer / Jaw Preview</w:t>
+            </w:r>
+          </w:p>
+        </w:tc>
+        <w:tc>
+          <w:tcPr>
+            <w:tcW w:w="707" w:type="pct"/>
+          </w:tcPr>
+          <w:p>
+            <w:pPr>
+              <w:rPr>
+                <w:sz w:val="18"/>
+              </w:rPr>
+            </w:pPr>
+            <w:r>
+              <w:rPr>
+                <w:sz w:val="18"/>
+              </w:rPr>
+              <w:t>Extension of UAT-07/UAT-08</w:t>
+            </w:r>
+          </w:p>
+        </w:tc>
+        <w:tc>
+          <w:tcPr>
+            <w:tcW w:w="1185" w:type="pct"/>
+          </w:tcPr>
+          <w:p>
+            <w:pPr>
+              <w:rPr>
+                <w:sz w:val="18"/>
+              </w:rPr>
+            </w:pPr>
+            <w:r>
+              <w:rPr>
+                <w:sz w:val="18"/>
+              </w:rPr>
+              <w:t>Survey angle targeting (jaw preview module)</w:t>
+            </w:r>
+          </w:p>
+        </w:tc>
+        <w:tc>
+          <w:tcPr>
+            <w:tcW w:w="545" w:type="pct"/>
+          </w:tcPr>
+          <w:p>
+            <w:pPr>
+              <w:rPr>
+                <w:sz w:val="18"/>
+              </w:rPr>
+            </w:pPr>
+            <w:r>
+              <w:rPr>
+                <w:sz w:val="18"/>
+              </w:rPr>
+              <w:t>117ecd9; 196426e; b1ab2b3</w:t>
+            </w:r>
+          </w:p>
+        </w:tc>
+        <w:tc>
+          <w:tcPr>
+            <w:tcW w:w="545" w:type="pct"/>
+          </w:tcPr>
+          <w:p>
+            <w:pPr>
+              <w:rPr>
+                <w:sz w:val="18"/>
+              </w:rPr>
+            </w:pPr>
+            <w:r>
+              <w:rPr>
+                <w:sz w:val="18"/>
+              </w:rPr>
+              <w:t>Confirmed by commit message</w:t>
+            </w:r>
+          </w:p>
+        </w:tc>
+        <w:tc>
+          <w:tcPr>
+            <w:tcW w:w="1142" w:type="pct"/>
+          </w:tcPr>
+          <w:p>
+            <w:pPr>
+              <w:rPr>
+                <w:sz w:val="18"/>
+              </w:rPr>
+            </w:pPr>
+            <w:r>
+              <w:rPr>
+                <w:sz w:val="18"/>
+              </w:rPr>
+              <w:t>No automated test; manual verification only</w:t>
+            </w:r>
+          </w:p>
+        </w:tc>
+      </w:tr>
+      <w:tr>
+        <w:tc>
+          <w:tcPr>
+            <w:tcW w:w="282" w:type="pct"/>
+          </w:tcPr>
+          <w:p>
+            <w:pPr>
+              <w:rPr>
+                <w:sz w:val="18"/>
+              </w:rPr>
+            </w:pPr>
+            <w:r>
+              <w:rPr>
+                <w:sz w:val="18"/>
+              </w:rPr>
+              <w:t>TSK-027</w:t>
+            </w:r>
+          </w:p>
+        </w:tc>
+        <w:tc>
+          <w:tcPr>
+            <w:tcW w:w="593" w:type="pct"/>
+          </w:tcPr>
+          <w:p>
+            <w:pPr>
+              <w:rPr>
+                <w:sz w:val="18"/>
+              </w:rPr>
+            </w:pPr>
+            <w:r>
+              <w:rPr>
+                <w:sz w:val="18"/>
+              </w:rPr>
+              <w:t>2D Annotation</w:t>
+            </w:r>
+          </w:p>
+        </w:tc>
+        <w:tc>
+          <w:tcPr>
+            <w:tcW w:w="707" w:type="pct"/>
+          </w:tcPr>
+          <w:p>
+            <w:pPr>
+              <w:rPr>
+                <w:sz w:val="18"/>
+              </w:rPr>
+            </w:pPr>
+            <w:r>
+              <w:rPr>
+                <w:sz w:val="18"/>
+              </w:rPr>
+              <w:t>Extension of UAT-06</w:t>
+            </w:r>
+          </w:p>
+        </w:tc>
+        <w:tc>
+          <w:tcPr>
+            <w:tcW w:w="1185" w:type="pct"/>
+          </w:tcPr>
+          <w:p>
+            <w:pPr>
+              <w:rPr>
+                <w:sz w:val="18"/>
+              </w:rPr>
+            </w:pPr>
+            <w:r>
+              <w:rPr>
+                <w:sz w:val="18"/>
+              </w:rPr>
+              <w:t>state.jawMaterial (src/js/2D/2DAnnotation.js)</w:t>
+            </w:r>
+          </w:p>
+        </w:tc>
+        <w:tc>
+          <w:tcPr>
+            <w:tcW w:w="545" w:type="pct"/>
+          </w:tcPr>
+          <w:p>
+            <w:pPr>
+              <w:rPr>
+                <w:sz w:val="18"/>
+              </w:rPr>
+            </w:pPr>
+            <w:r>
+              <w:rPr>
+                <w:sz w:val="18"/>
+              </w:rPr>
+              <w:t>16757f8 (2026-07-07)</w:t>
+            </w:r>
+          </w:p>
+        </w:tc>
+        <w:tc>
+          <w:tcPr>
+            <w:tcW w:w="545" w:type="pct"/>
+          </w:tcPr>
+          <w:p>
+            <w:pPr>
+              <w:rPr>
+                <w:sz w:val="18"/>
+              </w:rPr>
+            </w:pPr>
+            <w:r>
+              <w:rPr>
+                <w:sz w:val="18"/>
+              </w:rPr>
+              <w:t>Confirmed by commit message</w:t>
+            </w:r>
+          </w:p>
+        </w:tc>
+        <w:tc>
+          <w:tcPr>
+            <w:tcW w:w="1142" w:type="pct"/>
+          </w:tcPr>
+          <w:p>
+            <w:pPr>
+              <w:rPr>
+                <w:sz w:val="18"/>
+              </w:rPr>
+            </w:pPr>
+            <w:r>
+              <w:rPr>
+                <w:sz w:val="18"/>
+              </w:rPr>
+              <w:t>No dedicated automated test</w:t>
+            </w:r>
+          </w:p>
+        </w:tc>
+      </w:tr>
+      <w:tr>
+        <w:tc>
+          <w:tcPr>
+            <w:tcW w:w="282" w:type="pct"/>
+          </w:tcPr>
+          <w:p>
+            <w:pPr>
+              <w:rPr>
+                <w:sz w:val="18"/>
+              </w:rPr>
+            </w:pPr>
+            <w:r>
+              <w:rPr>
+                <w:sz w:val="18"/>
+              </w:rPr>
+              <w:t>TSK-028</w:t>
+            </w:r>
+          </w:p>
+        </w:tc>
+        <w:tc>
+          <w:tcPr>
+            <w:tcW w:w="593" w:type="pct"/>
+          </w:tcPr>
+          <w:p>
+            <w:pPr>
+              <w:rPr>
+                <w:sz w:val="18"/>
+              </w:rPr>
+            </w:pPr>
+            <w:r>
+              <w:rPr>
+                <w:sz w:val="18"/>
+              </w:rPr>
+              <w:t>Case Management</w:t>
+            </w:r>
+          </w:p>
+        </w:tc>
+        <w:tc>
+          <w:tcPr>
+            <w:tcW w:w="707" w:type="pct"/>
+          </w:tcPr>
+          <w:p>
+            <w:pPr>
+              <w:rPr>
+                <w:sz w:val="18"/>
+              </w:rPr>
+            </w:pPr>
+            <w:r>
+              <w:rPr>
+                <w:sz w:val="18"/>
+              </w:rPr>
+              <w:t>Extension of UAT-02/UAT-12</w:t>
+            </w:r>
+          </w:p>
+        </w:tc>
+        <w:tc>
+          <w:tcPr>
+            <w:tcW w:w="1185" w:type="pct"/>
+          </w:tcPr>
+          <w:p>
+            <w:pPr>
+              <w:rPr>
+                <w:sz w:val="18"/>
+              </w:rPr>
+            </w:pPr>
+            <w:r>
+              <w:rPr>
+                <w:sz w:val="18"/>
+              </w:rPr>
+              <w:t>Case list toolbar search/filter (caseManagement.js, case_list.css)</w:t>
+            </w:r>
+          </w:p>
+        </w:tc>
+        <w:tc>
+          <w:tcPr>
+            <w:tcW w:w="545" w:type="pct"/>
+          </w:tcPr>
+          <w:p>
+            <w:pPr>
+              <w:rPr>
+                <w:sz w:val="18"/>
+              </w:rPr>
+            </w:pPr>
+            <w:r>
+              <w:rPr>
+                <w:sz w:val="18"/>
+              </w:rPr>
+              <w:t>6e72c8e (2026-07-22)</w:t>
+            </w:r>
+          </w:p>
+        </w:tc>
+        <w:tc>
+          <w:tcPr>
+            <w:tcW w:w="545" w:type="pct"/>
+          </w:tcPr>
+          <w:p>
+            <w:pPr>
+              <w:rPr>
+                <w:sz w:val="18"/>
+              </w:rPr>
+            </w:pPr>
+            <w:r>
+              <w:rPr>
+                <w:sz w:val="18"/>
+              </w:rPr>
+              <w:t>Confirmed by commit message</w:t>
+            </w:r>
+          </w:p>
+        </w:tc>
+        <w:tc>
+          <w:tcPr>
+            <w:tcW w:w="1142" w:type="pct"/>
+          </w:tcPr>
+          <w:p>
+            <w:pPr>
+              <w:rPr>
+                <w:sz w:val="18"/>
+              </w:rPr>
+            </w:pPr>
+            <w:r>
+              <w:rPr>
+                <w:sz w:val="18"/>
+              </w:rPr>
+              <w:t>No automated test; partially resolves TSK-020</w:t>
+            </w:r>
+          </w:p>
+        </w:tc>
+      </w:tr>
+      <w:tr>
+        <w:tc>
+          <w:tcPr>
+            <w:tcW w:w="282" w:type="pct"/>
+          </w:tcPr>
+          <w:p>
+            <w:pPr>
+              <w:rPr>
+                <w:sz w:val="18"/>
+              </w:rPr>
+            </w:pPr>
+            <w:r>
+              <w:rPr>
+                <w:sz w:val="18"/>
+              </w:rPr>
+              <w:t>TSK-029</w:t>
+            </w:r>
+          </w:p>
+        </w:tc>
+        <w:tc>
+          <w:tcPr>
+            <w:tcW w:w="593" w:type="pct"/>
+          </w:tcPr>
+          <w:p>
+            <w:pPr>
+              <w:rPr>
+                <w:sz w:val="18"/>
+              </w:rPr>
+            </w:pPr>
+            <w:r>
+              <w:rPr>
+                <w:sz w:val="18"/>
+              </w:rPr>
+              <w:t>3D Viewer / Case Details</w:t>
+            </w:r>
+          </w:p>
+        </w:tc>
+        <w:tc>
+          <w:tcPr>
+            <w:tcW w:w="707" w:type="pct"/>
+          </w:tcPr>
+          <w:p>
+            <w:pPr>
+              <w:rPr>
+                <w:sz w:val="18"/>
+              </w:rPr>
+            </w:pPr>
+            <w:r>
+              <w:rPr>
+                <w:sz w:val="18"/>
+              </w:rPr>
+              <w:t>Extension of UAT-07/UAT-08</w:t>
+            </w:r>
+          </w:p>
+        </w:tc>
+        <w:tc>
+          <w:tcPr>
+            <w:tcW w:w="1185" w:type="pct"/>
+          </w:tcPr>
+          <w:p>
+            <w:pPr>
+              <w:rPr>
+                <w:sz w:val="18"/>
+              </w:rPr>
+            </w:pPr>
+            <w:r>
+              <w:rPr>
+                <w:sz w:val="18"/>
+              </w:rPr>
+              <w:t>Template jaw-loading modal, viewer layout redesign (viewerShell.js, 2DAnnotation.js, instructionEditor.js, mergeInstructions.js, preview3D.js, notifications.js)</w:t>
+            </w:r>
+          </w:p>
+        </w:tc>
+        <w:tc>
+          <w:tcPr>
+            <w:tcW w:w="545" w:type="pct"/>
+          </w:tcPr>
+          <w:p>
+            <w:pPr>
+              <w:rPr>
+                <w:sz w:val="18"/>
+              </w:rPr>
+            </w:pPr>
+            <w:r>
+              <w:rPr>
+                <w:sz w:val="18"/>
+              </w:rPr>
+              <w:t>c749f2c (2026-07-24)</w:t>
+            </w:r>
+          </w:p>
+        </w:tc>
+        <w:tc>
+          <w:tcPr>
+            <w:tcW w:w="545" w:type="pct"/>
+          </w:tcPr>
+          <w:p>
+            <w:pPr>
+              <w:rPr>
+                <w:sz w:val="18"/>
+              </w:rPr>
+            </w:pPr>
+            <w:r>
+              <w:rPr>
+                <w:sz w:val="18"/>
+              </w:rPr>
+              <w:t>Confirmed by commit message</w:t>
+            </w:r>
+          </w:p>
+        </w:tc>
+        <w:tc>
+          <w:tcPr>
+            <w:tcW w:w="1142" w:type="pct"/>
+          </w:tcPr>
+          <w:p>
+            <w:pPr>
+              <w:rPr>
+                <w:sz w:val="18"/>
+              </w:rPr>
+            </w:pPr>
+            <w:r>
+              <w:t xml:space="preserve">No automated test; manual verification only; SUPERSEDED 2026-08-17/18 by TSK-031 for the file-upload-modal portion (layout redesign portion still </w:t>
+            </w:r>
+            <w:r>
               <w:lastRenderedPageBreak/>
-              <w:t>TSK-021</w:t>
-            </w:r>
-          </w:p>
-        </w:tc>
-        <w:tc>
-          <w:tcPr>
-            <w:tcW w:w="1440" w:type="dxa"/>
-          </w:tcPr>
-          <w:p>
-            <w:r>
-              <w:rPr>
-                <w:sz w:val="18"/>
-              </w:rPr>
-              <w:t>Mobile Responsive (Case Details)</w:t>
-            </w:r>
-          </w:p>
-        </w:tc>
-        <w:tc>
-          <w:tcPr>
-            <w:tcW w:w="1440" w:type="dxa"/>
-          </w:tcPr>
-          <w:p>
-            <w:r>
-              <w:rPr>
-                <w:sz w:val="18"/>
-              </w:rPr>
-              <w:t>Extension of UAT-12</w:t>
-            </w:r>
-          </w:p>
-        </w:tc>
-        <w:tc>
-          <w:tcPr>
-            <w:tcW w:w="1872" w:type="dxa"/>
-          </w:tcPr>
-          <w:p>
-            <w:r>
-              <w:rPr>
-                <w:sz w:val="18"/>
-              </w:rPr>
-              <w:t>Case Details mobile layout</w:t>
-            </w:r>
-          </w:p>
-        </w:tc>
-        <w:tc>
-          <w:tcPr>
-            <w:tcW w:w="1584" w:type="dxa"/>
-          </w:tcPr>
-          <w:p>
-            <w:r>
-              <w:rPr>
-                <w:sz w:val="18"/>
-              </w:rPr>
-              <w:t>Not yet implemented</w:t>
-            </w:r>
-          </w:p>
-        </w:tc>
-        <w:tc>
-          <w:tcPr>
-            <w:tcW w:w="1440" w:type="dxa"/>
-          </w:tcPr>
-          <w:p>
-            <w:r>
-              <w:rPr>
-                <w:sz w:val="18"/>
-              </w:rPr>
-              <w:t>N/A</w:t>
-            </w:r>
-          </w:p>
-        </w:tc>
-        <w:tc>
-          <w:tcPr>
-            <w:tcW w:w="1872" w:type="dxa"/>
-          </w:tcPr>
-          <w:p>
-            <w:r>
-              <w:rPr>
-                <w:sz w:val="18"/>
-              </w:rPr>
-              <w:t>Backlog</w:t>
+              <w:t>current)</w:t>
+            </w:r>
+          </w:p>
+        </w:tc>
+      </w:tr>
+      <w:tr>
+        <w:tc>
+          <w:tcPr>
+            <w:tcW w:w="282" w:type="pct"/>
+          </w:tcPr>
+          <w:p>
+            <w:pPr>
+              <w:rPr>
+                <w:sz w:val="18"/>
+              </w:rPr>
+            </w:pPr>
+            <w:r>
+              <w:rPr>
+                <w:sz w:val="18"/>
+              </w:rPr>
+              <w:lastRenderedPageBreak/>
+              <w:t>TSK-030</w:t>
+            </w:r>
+          </w:p>
+        </w:tc>
+        <w:tc>
+          <w:tcPr>
+            <w:tcW w:w="593" w:type="pct"/>
+          </w:tcPr>
+          <w:p>
+            <w:pPr>
+              <w:rPr>
+                <w:sz w:val="18"/>
+              </w:rPr>
+            </w:pPr>
+            <w:r>
+              <w:rPr>
+                <w:sz w:val="18"/>
+              </w:rPr>
+              <w:t>Case Management / 2D Annotation</w:t>
+            </w:r>
+          </w:p>
+        </w:tc>
+        <w:tc>
+          <w:tcPr>
+            <w:tcW w:w="707" w:type="pct"/>
+          </w:tcPr>
+          <w:p>
+            <w:pPr>
+              <w:rPr>
+                <w:sz w:val="18"/>
+              </w:rPr>
+            </w:pPr>
+            <w:r>
+              <w:rPr>
+                <w:sz w:val="18"/>
+              </w:rPr>
+              <w:t>Extension of UAT-02/UAT-06/UAT-12</w:t>
+            </w:r>
+          </w:p>
+        </w:tc>
+        <w:tc>
+          <w:tcPr>
+            <w:tcW w:w="1185" w:type="pct"/>
+          </w:tcPr>
+          <w:p>
+            <w:pPr>
+              <w:rPr>
+                <w:sz w:val="18"/>
+              </w:rPr>
+            </w:pPr>
+            <w:r>
+              <w:rPr>
+                <w:sz w:val="18"/>
+              </w:rPr>
+              <w:t>css/2Dannotation.css, css/case_list.css (scroll unification, touch breakpoint)</w:t>
+            </w:r>
+          </w:p>
+        </w:tc>
+        <w:tc>
+          <w:tcPr>
+            <w:tcW w:w="545" w:type="pct"/>
+          </w:tcPr>
+          <w:p>
+            <w:pPr>
+              <w:rPr>
+                <w:sz w:val="18"/>
+              </w:rPr>
+            </w:pPr>
+            <w:r>
+              <w:rPr>
+                <w:sz w:val="18"/>
+              </w:rPr>
+              <w:t>bdd9a74 (2026-07-25)</w:t>
+            </w:r>
+          </w:p>
+        </w:tc>
+        <w:tc>
+          <w:tcPr>
+            <w:tcW w:w="545" w:type="pct"/>
+          </w:tcPr>
+          <w:p>
+            <w:pPr>
+              <w:rPr>
+                <w:sz w:val="18"/>
+              </w:rPr>
+            </w:pPr>
+            <w:r>
+              <w:rPr>
+                <w:sz w:val="18"/>
+              </w:rPr>
+              <w:t>Confirmed by commit message</w:t>
+            </w:r>
+          </w:p>
+        </w:tc>
+        <w:tc>
+          <w:tcPr>
+            <w:tcW w:w="1142" w:type="pct"/>
+          </w:tcPr>
+          <w:p>
+            <w:r>
+              <w:rPr>
+                <w:sz w:val="18"/>
+              </w:rPr>
+              <w:t>No automated test; CSS/layout-only change</w:t>
+            </w:r>
+          </w:p>
+        </w:tc>
+      </w:tr>
+      <w:tr>
+        <w:tc>
+          <w:tcPr>
+            <w:tcW w:w="282" w:type="pct"/>
+          </w:tcPr>
+          <w:p>
+            <w:pPr>
+              <w:rPr>
+                <w:sz w:val="18"/>
+              </w:rPr>
+            </w:pPr>
+            <w:r>
+              <w:t>TSK-031</w:t>
+            </w:r>
+          </w:p>
+        </w:tc>
+        <w:tc>
+          <w:tcPr>
+            <w:tcW w:w="593" w:type="pct"/>
+          </w:tcPr>
+          <w:p>
+            <w:pPr>
+              <w:rPr>
+                <w:sz w:val="18"/>
+              </w:rPr>
+            </w:pPr>
+            <w:r>
+              <w:t>2D Annotation</w:t>
+            </w:r>
+          </w:p>
+        </w:tc>
+        <w:tc>
+          <w:tcPr>
+            <w:tcW w:w="707" w:type="pct"/>
+          </w:tcPr>
+          <w:p>
+            <w:pPr>
+              <w:rPr>
+                <w:sz w:val="18"/>
+              </w:rPr>
+            </w:pPr>
+            <w:r>
+              <w:t>Extension of UAT-06 (also touches UAT-07/UAT-08 eligibility check)</w:t>
+            </w:r>
+          </w:p>
+        </w:tc>
+        <w:tc>
+          <w:tcPr>
+            <w:tcW w:w="1185" w:type="pct"/>
+          </w:tcPr>
+          <w:p>
+            <w:pPr>
+              <w:rPr>
+                <w:sz w:val="18"/>
+              </w:rPr>
+            </w:pPr>
+            <w:r>
+              <w:t>src/js/2D/jawStructApi.js (generateDentureDesignSelect), 2DAnnotation.js (tryLoadDllProposedDesign, bindKennedyProposalDialog), JawDesign.js, JawDesignProposal.js</w:t>
+            </w:r>
+          </w:p>
+        </w:tc>
+        <w:tc>
+          <w:tcPr>
+            <w:tcW w:w="545" w:type="pct"/>
+          </w:tcPr>
+          <w:p>
+            <w:pPr>
+              <w:rPr>
+                <w:sz w:val="18"/>
+              </w:rPr>
+            </w:pPr>
+            <w:r>
+              <w:t>9950df7; f117b5d (2026-08-17/18)</w:t>
+            </w:r>
+          </w:p>
+        </w:tc>
+        <w:tc>
+          <w:tcPr>
+            <w:tcW w:w="545" w:type="pct"/>
+          </w:tcPr>
+          <w:p>
+            <w:pPr>
+              <w:rPr>
+                <w:sz w:val="18"/>
+              </w:rPr>
+            </w:pPr>
+            <w:r>
+              <w:t>Confirmed by commit message</w:t>
+            </w:r>
+          </w:p>
+        </w:tc>
+        <w:tc>
+          <w:tcPr>
+            <w:tcW w:w="1142" w:type="pct"/>
+          </w:tcPr>
+          <w:p>
+            <w:pPr>
+              <w:rPr>
+                <w:sz w:val="18"/>
+              </w:rPr>
+            </w:pPr>
+            <w:r>
+              <w:t>Verified by JawDesign.test.mjs (20 tests) + JawDesignProposal.test.mjs (57 tests); UI orchestration itself has no automated test; no standing UAT case for the DLL-proposal path specifically -- see §4</w:t>
+            </w:r>
+          </w:p>
+        </w:tc>
+      </w:tr>
+      <w:tr>
+        <w:tc>
+          <w:tcPr>
+            <w:tcW w:w="282" w:type="pct"/>
+          </w:tcPr>
+          <w:p>
+            <w:r>
+              <w:t>TSK-032</w:t>
+            </w:r>
+          </w:p>
+        </w:tc>
+        <w:tc>
+          <w:tcPr>
+            <w:tcW w:w="593" w:type="pct"/>
+          </w:tcPr>
+          <w:p>
+            <w:r>
+              <w:t>2D Annotation / Occlusion Preview</w:t>
+            </w:r>
+          </w:p>
+        </w:tc>
+        <w:tc>
+          <w:tcPr>
+            <w:tcW w:w="707" w:type="pct"/>
+          </w:tcPr>
+          <w:p>
+            <w:r>
+              <w:t>Extension of UAT-07</w:t>
+            </w:r>
+          </w:p>
+        </w:tc>
+        <w:tc>
+          <w:tcPr>
+            <w:tcW w:w="1185" w:type="pct"/>
+          </w:tcPr>
+          <w:p>
+            <w:r>
+              <w:t>css/2Dannotation.css (heatmap toggle button position)</w:t>
+            </w:r>
+          </w:p>
+        </w:tc>
+        <w:tc>
+          <w:tcPr>
+            <w:tcW w:w="545" w:type="pct"/>
+          </w:tcPr>
+          <w:p>
+            <w:r>
+              <w:t>f665d4d (2026-08-18)</w:t>
+            </w:r>
+          </w:p>
+        </w:tc>
+        <w:tc>
+          <w:tcPr>
+            <w:tcW w:w="545" w:type="pct"/>
+          </w:tcPr>
+          <w:p>
+            <w:r>
+              <w:t>Confirmed by commit message</w:t>
+            </w:r>
+          </w:p>
+        </w:tc>
+        <w:tc>
+          <w:tcPr>
+            <w:tcW w:w="1142" w:type="pct"/>
+          </w:tcPr>
+          <w:p>
+            <w:r>
+              <w:t>No automated test; CSS-only change</w:t>
             </w:r>
           </w:p>
         </w:tc>
       </w:tr>
     </w:tbl>
-    <w:p>
-      <w:pPr>
-        <w:spacing w:after="80"/>
-      </w:pPr>
-    </w:p>
     <w:p>
       <w:pPr>
         <w:pStyle w:val="Heading1"/>
       </w:pPr>
       <w:r>
-        <w:t>3. Traceability Matrix — TSK-022 – TSK-030 (New Since shafik_nyunt_2_integration)</w:t>
-      </w:r>
-    </w:p>
-    <w:tbl>
-      <w:tblPr>
-        <w:tblStyle w:val="TableGrid"/>
-        <w:tblW w:w="0" w:type="auto"/>
-        <w:tblLook w:val="04A0" w:firstRow="1" w:lastRow="0" w:firstColumn="1" w:lastColumn="0" w:noHBand="0" w:noVBand="1"/>
-      </w:tblPr>
-      <w:tblGrid>
-        <w:gridCol w:w="529"/>
-        <w:gridCol w:w="1235"/>
-        <w:gridCol w:w="880"/>
-        <w:gridCol w:w="2442"/>
-        <w:gridCol w:w="889"/>
-        <w:gridCol w:w="999"/>
-        <w:gridCol w:w="1882"/>
-      </w:tblGrid>
-      <w:tr>
-        <w:tc>
-          <w:tcPr>
-            <w:tcW w:w="720" w:type="dxa"/>
-            <w:shd w:val="clear" w:color="auto" w:fill="D9D9D9"/>
-          </w:tcPr>
-          <w:p>
-            <w:r>
-              <w:rPr>
-                <w:b/>
-                <w:sz w:val="18"/>
-              </w:rPr>
-              <w:t>Task ID</w:t>
-            </w:r>
-          </w:p>
-        </w:tc>
-        <w:tc>
-          <w:tcPr>
-            <w:tcW w:w="1440" w:type="dxa"/>
-            <w:shd w:val="clear" w:color="auto" w:fill="D9D9D9"/>
-          </w:tcPr>
-          <w:p>
-            <w:r>
-              <w:rPr>
-                <w:b/>
-                <w:sz w:val="18"/>
-              </w:rPr>
-              <w:t>Module</w:t>
-            </w:r>
-          </w:p>
-        </w:tc>
-        <w:tc>
-          <w:tcPr>
-            <w:tcW w:w="1440" w:type="dxa"/>
-            <w:shd w:val="clear" w:color="auto" w:fill="D9D9D9"/>
-          </w:tcPr>
-          <w:p>
-            <w:r>
-              <w:rPr>
-                <w:b/>
-                <w:sz w:val="18"/>
-              </w:rPr>
-              <w:t>Linked UAT Case</w:t>
-            </w:r>
-          </w:p>
-        </w:tc>
-        <w:tc>
-          <w:tcPr>
-            <w:tcW w:w="2160" w:type="dxa"/>
-            <w:shd w:val="clear" w:color="auto" w:fill="D9D9D9"/>
-          </w:tcPr>
-          <w:p>
-            <w:r>
-              <w:rPr>
-                <w:b/>
-                <w:sz w:val="18"/>
-              </w:rPr>
-              <w:t>Repo Evidence</w:t>
-            </w:r>
-          </w:p>
-        </w:tc>
-        <w:tc>
-          <w:tcPr>
-            <w:tcW w:w="1584" w:type="dxa"/>
-            <w:shd w:val="clear" w:color="auto" w:fill="D9D9D9"/>
-          </w:tcPr>
-          <w:p>
-            <w:r>
-              <w:rPr>
-                <w:b/>
-                <w:sz w:val="18"/>
-              </w:rPr>
-              <w:t>Commit Evidence</w:t>
-            </w:r>
-          </w:p>
-        </w:tc>
-        <w:tc>
-          <w:tcPr>
-            <w:tcW w:w="1440" w:type="dxa"/>
-            <w:shd w:val="clear" w:color="auto" w:fill="D9D9D9"/>
-          </w:tcPr>
-          <w:p>
-            <w:r>
-              <w:rPr>
-                <w:b/>
-                <w:sz w:val="18"/>
-              </w:rPr>
-              <w:t>Confidence</w:t>
-            </w:r>
-          </w:p>
-        </w:tc>
-        <w:tc>
-          <w:tcPr>
-            <w:tcW w:w="2016" w:type="dxa"/>
-            <w:shd w:val="clear" w:color="auto" w:fill="D9D9D9"/>
-          </w:tcPr>
-          <w:p>
-            <w:r>
-              <w:rPr>
-                <w:b/>
-                <w:sz w:val="18"/>
-              </w:rPr>
-              <w:t>Status</w:t>
-            </w:r>
-          </w:p>
-        </w:tc>
-      </w:tr>
-      <w:tr>
-        <w:tc>
-          <w:tcPr>
-            <w:tcW w:w="720" w:type="dxa"/>
-          </w:tcPr>
-          <w:p>
-            <w:r>
-              <w:rPr>
-                <w:sz w:val="18"/>
-              </w:rPr>
-              <w:t>TSK-022</w:t>
-            </w:r>
-          </w:p>
-        </w:tc>
-        <w:tc>
-          <w:tcPr>
-            <w:tcW w:w="1440" w:type="dxa"/>
-          </w:tcPr>
-          <w:p>
-            <w:r>
-              <w:rPr>
-                <w:sz w:val="18"/>
-              </w:rPr>
-              <w:t>Authentication</w:t>
-            </w:r>
-          </w:p>
-        </w:tc>
-        <w:tc>
-          <w:tcPr>
-            <w:tcW w:w="1440" w:type="dxa"/>
-          </w:tcPr>
-          <w:p>
-            <w:r>
-              <w:rPr>
-                <w:sz w:val="18"/>
-              </w:rPr>
-              <w:t>Extension of UAT-01</w:t>
-            </w:r>
-          </w:p>
-        </w:tc>
-        <w:tc>
-          <w:tcPr>
-            <w:tcW w:w="2160" w:type="dxa"/>
-          </w:tcPr>
-          <w:p>
-            <w:r>
-              <w:rPr>
-                <w:sz w:val="18"/>
-              </w:rPr>
-              <w:t>src/js/shared/passwordReset.js, changePassword.js</w:t>
-            </w:r>
-          </w:p>
-        </w:tc>
-        <w:tc>
-          <w:tcPr>
-            <w:tcW w:w="1584" w:type="dxa"/>
-          </w:tcPr>
-          <w:p>
-            <w:r>
-              <w:rPr>
-                <w:sz w:val="18"/>
-              </w:rPr>
-              <w:t>df67de0 (2026-07-14); d38ff71 (2026-07-24)</w:t>
-            </w:r>
-          </w:p>
-        </w:tc>
-        <w:tc>
-          <w:tcPr>
-            <w:tcW w:w="1440" w:type="dxa"/>
-          </w:tcPr>
-          <w:p>
-            <w:r>
-              <w:rPr>
-                <w:sz w:val="18"/>
-              </w:rPr>
-              <w:t>Confirmed by commit message</w:t>
-            </w:r>
-          </w:p>
-        </w:tc>
-        <w:tc>
-          <w:tcPr>
-            <w:tcW w:w="2016" w:type="dxa"/>
-          </w:tcPr>
-          <w:p>
-            <w:r>
-              <w:rPr>
-                <w:sz w:val="18"/>
-              </w:rPr>
-              <w:t>Verified by passwordReset.test.mjs; no standing UAT-01 pass-criteria text for it yet</w:t>
-            </w:r>
-          </w:p>
-        </w:tc>
-      </w:tr>
-      <w:tr>
-        <w:tc>
-          <w:tcPr>
-            <w:tcW w:w="720" w:type="dxa"/>
-          </w:tcPr>
-          <w:p>
-            <w:r>
-              <w:rPr>
-                <w:sz w:val="18"/>
-              </w:rPr>
-              <w:t>TSK-023</w:t>
-            </w:r>
-          </w:p>
-        </w:tc>
-        <w:tc>
-          <w:tcPr>
-            <w:tcW w:w="1440" w:type="dxa"/>
-          </w:tcPr>
-          <w:p>
-            <w:r>
-              <w:rPr>
-                <w:sz w:val="18"/>
-              </w:rPr>
-              <w:t>Admin</w:t>
-            </w:r>
-          </w:p>
-        </w:tc>
-        <w:tc>
-          <w:tcPr>
-            <w:tcW w:w="1440" w:type="dxa"/>
-          </w:tcPr>
-          <w:p>
-            <w:r>
-              <w:rPr>
-                <w:sz w:val="18"/>
-              </w:rPr>
-              <w:t>No standing case — new area</w:t>
-            </w:r>
-          </w:p>
-        </w:tc>
-        <w:tc>
-          <w:tcPr>
-            <w:tcW w:w="2160" w:type="dxa"/>
-          </w:tcPr>
-          <w:p>
-            <w:r>
-              <w:rPr>
-                <w:sz w:val="18"/>
-              </w:rPr>
-              <w:t>src/js/admin/adminMachineId.js</w:t>
-            </w:r>
-          </w:p>
-        </w:tc>
-        <w:tc>
-          <w:tcPr>
-            <w:tcW w:w="1584" w:type="dxa"/>
-          </w:tcPr>
-          <w:p>
-            <w:r>
-              <w:rPr>
-                <w:sz w:val="18"/>
-              </w:rPr>
-              <w:t>9057f94 (2026-07-13)</w:t>
-            </w:r>
-          </w:p>
-        </w:tc>
-        <w:tc>
-          <w:tcPr>
-            <w:tcW w:w="1440" w:type="dxa"/>
-          </w:tcPr>
-          <w:p>
-            <w:r>
-              <w:rPr>
-                <w:sz w:val="18"/>
-              </w:rPr>
-              <w:t>Confirmed by commit message</w:t>
-            </w:r>
-          </w:p>
-        </w:tc>
-        <w:tc>
-          <w:tcPr>
-            <w:tcW w:w="2016" w:type="dxa"/>
-          </w:tcPr>
-          <w:p>
-            <w:r>
-              <w:rPr>
-                <w:sz w:val="18"/>
-              </w:rPr>
-              <w:t>No automated test; no UAT case</w:t>
-            </w:r>
-          </w:p>
-        </w:tc>
-      </w:tr>
-      <w:tr>
-        <w:tc>
-          <w:tcPr>
-            <w:tcW w:w="720" w:type="dxa"/>
-          </w:tcPr>
-          <w:p>
-            <w:r>
-              <w:rPr>
-                <w:sz w:val="18"/>
-              </w:rPr>
-              <w:t>TSK-024</w:t>
-            </w:r>
-          </w:p>
-        </w:tc>
-        <w:tc>
-          <w:tcPr>
-            <w:tcW w:w="1440" w:type="dxa"/>
-          </w:tcPr>
-          <w:p>
-            <w:r>
-              <w:rPr>
-                <w:sz w:val="18"/>
-              </w:rPr>
-              <w:t>Admin</w:t>
-            </w:r>
-          </w:p>
-        </w:tc>
-        <w:tc>
-          <w:tcPr>
-            <w:tcW w:w="1440" w:type="dxa"/>
-          </w:tcPr>
-          <w:p>
-            <w:r>
-              <w:rPr>
-                <w:sz w:val="18"/>
-              </w:rPr>
-              <w:t>No standing case — new area</w:t>
-            </w:r>
-          </w:p>
-        </w:tc>
-        <w:tc>
-          <w:tcPr>
-            <w:tcW w:w="2160" w:type="dxa"/>
-          </w:tcPr>
-          <w:p>
-            <w:r>
-              <w:rPr>
-                <w:sz w:val="18"/>
-              </w:rPr>
-              <w:t>src/js/admin/adminUsers.js</w:t>
-            </w:r>
-          </w:p>
-        </w:tc>
-        <w:tc>
-          <w:tcPr>
-            <w:tcW w:w="1584" w:type="dxa"/>
-          </w:tcPr>
-          <w:p>
-            <w:r>
-              <w:rPr>
-                <w:sz w:val="18"/>
-              </w:rPr>
-              <w:t>1f29e7a (2026-07-11)</w:t>
-            </w:r>
-          </w:p>
-        </w:tc>
-        <w:tc>
-          <w:tcPr>
-            <w:tcW w:w="1440" w:type="dxa"/>
-          </w:tcPr>
-          <w:p>
-            <w:r>
-              <w:rPr>
-                <w:sz w:val="18"/>
-              </w:rPr>
-              <w:t>Confirmed by commit message</w:t>
-            </w:r>
-          </w:p>
-        </w:tc>
-        <w:tc>
-          <w:tcPr>
-            <w:tcW w:w="2016" w:type="dxa"/>
-          </w:tcPr>
-          <w:p>
-            <w:r>
-              <w:rPr>
-                <w:sz w:val="18"/>
-              </w:rPr>
-              <w:t>No automated test; no UAT case</w:t>
-            </w:r>
-          </w:p>
-        </w:tc>
-      </w:tr>
-      <w:tr>
-        <w:tc>
-          <w:tcPr>
-            <w:tcW w:w="720" w:type="dxa"/>
-          </w:tcPr>
-          <w:p>
-            <w:r>
-              <w:rPr>
-                <w:sz w:val="18"/>
-              </w:rPr>
-              <w:t>TSK-025</w:t>
-            </w:r>
-          </w:p>
-        </w:tc>
-        <w:tc>
-          <w:tcPr>
-            <w:tcW w:w="1440" w:type="dxa"/>
-          </w:tcPr>
-          <w:p>
-            <w:r>
-              <w:rPr>
-                <w:sz w:val="18"/>
-              </w:rPr>
-              <w:t>Help / Onboarding</w:t>
-            </w:r>
-          </w:p>
-        </w:tc>
-        <w:tc>
-          <w:tcPr>
-            <w:tcW w:w="1440" w:type="dxa"/>
-          </w:tcPr>
-          <w:p>
-            <w:r>
-              <w:rPr>
-                <w:sz w:val="18"/>
-              </w:rPr>
-              <w:t>No standing case — new area</w:t>
-            </w:r>
-          </w:p>
-        </w:tc>
-        <w:tc>
-          <w:tcPr>
-            <w:tcW w:w="2160" w:type="dxa"/>
-          </w:tcPr>
-          <w:p>
-            <w:r>
-              <w:rPr>
-                <w:sz w:val="18"/>
-              </w:rPr>
-              <w:t>src/js/shared/helpMatcher.js, helpTopics.js, helpBot.js</w:t>
-            </w:r>
-          </w:p>
-        </w:tc>
-        <w:tc>
-          <w:tcPr>
-            <w:tcW w:w="1584" w:type="dxa"/>
-          </w:tcPr>
-          <w:p>
-            <w:r>
-              <w:rPr>
-                <w:sz w:val="18"/>
-              </w:rPr>
-              <w:t>d38ff71 (2026-07-24); expanded by d583fbb (2026-07-27), e621194 (2026-07-28)</w:t>
-            </w:r>
-          </w:p>
-        </w:tc>
-        <w:tc>
-          <w:tcPr>
-            <w:tcW w:w="1440" w:type="dxa"/>
-          </w:tcPr>
-          <w:p>
-            <w:r>
-              <w:rPr>
-                <w:sz w:val="18"/>
-              </w:rPr>
-              <w:t>Confirmed by commit message</w:t>
-            </w:r>
-          </w:p>
-        </w:tc>
-        <w:tc>
-          <w:tcPr>
-            <w:tcW w:w="2016" w:type="dxa"/>
-          </w:tcPr>
-          <w:p>
-            <w:r>
-              <w:rPr>
-                <w:sz w:val="18"/>
-              </w:rPr>
-              <w:t>Verified by helpBot.test.mjs (94 tests); no UAT case — see §4</w:t>
-            </w:r>
-          </w:p>
-        </w:tc>
-      </w:tr>
-      <w:tr>
-        <w:tc>
-          <w:tcPr>
-            <w:tcW w:w="720" w:type="dxa"/>
-          </w:tcPr>
-          <w:p>
-            <w:r>
-              <w:rPr>
-                <w:sz w:val="18"/>
-              </w:rPr>
-              <w:t>TSK-026</w:t>
-            </w:r>
-          </w:p>
-        </w:tc>
-        <w:tc>
-          <w:tcPr>
-            <w:tcW w:w="1440" w:type="dxa"/>
-          </w:tcPr>
-          <w:p>
-            <w:r>
-              <w:rPr>
-                <w:sz w:val="18"/>
-              </w:rPr>
-              <w:t>3D Viewer / Jaw Preview</w:t>
-            </w:r>
-          </w:p>
-        </w:tc>
-        <w:tc>
-          <w:tcPr>
-            <w:tcW w:w="1440" w:type="dxa"/>
-          </w:tcPr>
-          <w:p>
-            <w:r>
-              <w:rPr>
-                <w:sz w:val="18"/>
-              </w:rPr>
-              <w:t>Extension of UAT-07/UAT-08</w:t>
-            </w:r>
-          </w:p>
-        </w:tc>
-        <w:tc>
-          <w:tcPr>
-            <w:tcW w:w="2160" w:type="dxa"/>
-          </w:tcPr>
-          <w:p>
-            <w:r>
-              <w:rPr>
-                <w:sz w:val="18"/>
-              </w:rPr>
-              <w:t>Survey angle targeting (jaw preview module)</w:t>
-            </w:r>
-          </w:p>
-        </w:tc>
-        <w:tc>
-          <w:tcPr>
-            <w:tcW w:w="1584" w:type="dxa"/>
-          </w:tcPr>
-          <w:p>
-            <w:r>
-              <w:rPr>
-                <w:sz w:val="18"/>
-              </w:rPr>
-              <w:t>117ecd9; 196426e; b1ab2b3</w:t>
-            </w:r>
-          </w:p>
-        </w:tc>
-        <w:tc>
-          <w:tcPr>
-            <w:tcW w:w="1440" w:type="dxa"/>
-          </w:tcPr>
-          <w:p>
-            <w:r>
-              <w:rPr>
-                <w:sz w:val="18"/>
-              </w:rPr>
-              <w:t>Confirmed by commit message</w:t>
-            </w:r>
-          </w:p>
-        </w:tc>
-        <w:tc>
-          <w:tcPr>
-            <w:tcW w:w="2016" w:type="dxa"/>
-          </w:tcPr>
-          <w:p>
-            <w:r>
-              <w:rPr>
-                <w:sz w:val="18"/>
-              </w:rPr>
-              <w:t>No automated test; manual verification only</w:t>
-            </w:r>
-          </w:p>
-        </w:tc>
-      </w:tr>
-      <w:tr>
-        <w:tc>
-          <w:tcPr>
-            <w:tcW w:w="720" w:type="dxa"/>
-          </w:tcPr>
-          <w:p>
-            <w:r>
-              <w:rPr>
-                <w:sz w:val="18"/>
-              </w:rPr>
-              <w:t>TSK-027</w:t>
-            </w:r>
-          </w:p>
-        </w:tc>
-        <w:tc>
-          <w:tcPr>
-            <w:tcW w:w="1440" w:type="dxa"/>
-          </w:tcPr>
-          <w:p>
-            <w:r>
-              <w:rPr>
-                <w:sz w:val="18"/>
-              </w:rPr>
-              <w:t>2D Annotation</w:t>
-            </w:r>
-          </w:p>
-        </w:tc>
-        <w:tc>
-          <w:tcPr>
-            <w:tcW w:w="1440" w:type="dxa"/>
-          </w:tcPr>
-          <w:p>
-            <w:r>
-              <w:rPr>
-                <w:sz w:val="18"/>
-              </w:rPr>
-              <w:t>Extension of UAT-06</w:t>
-            </w:r>
-          </w:p>
-        </w:tc>
-        <w:tc>
-          <w:tcPr>
-            <w:tcW w:w="2160" w:type="dxa"/>
-          </w:tcPr>
-          <w:p>
-            <w:r>
-              <w:rPr>
-                <w:sz w:val="18"/>
-              </w:rPr>
-              <w:t>state.jawMaterial (src/js/2D/2DAnnotation.js)</w:t>
-            </w:r>
-          </w:p>
-        </w:tc>
-        <w:tc>
-          <w:tcPr>
-            <w:tcW w:w="1584" w:type="dxa"/>
-          </w:tcPr>
-          <w:p>
-            <w:r>
-              <w:rPr>
-                <w:sz w:val="18"/>
-              </w:rPr>
-              <w:t>16757f8 (2026-07-07)</w:t>
-            </w:r>
-          </w:p>
-        </w:tc>
-        <w:tc>
-          <w:tcPr>
-            <w:tcW w:w="1440" w:type="dxa"/>
-          </w:tcPr>
-          <w:p>
-            <w:r>
-              <w:rPr>
-                <w:sz w:val="18"/>
-              </w:rPr>
-              <w:t>Confirmed by commit message</w:t>
-            </w:r>
-          </w:p>
-        </w:tc>
-        <w:tc>
-          <w:tcPr>
-            <w:tcW w:w="2016" w:type="dxa"/>
-          </w:tcPr>
-          <w:p>
-            <w:r>
-              <w:rPr>
-                <w:sz w:val="18"/>
-              </w:rPr>
-              <w:t>No dedicated automated test</w:t>
-            </w:r>
-          </w:p>
-        </w:tc>
-      </w:tr>
-      <w:tr>
-        <w:tc>
-          <w:tcPr>
-            <w:tcW w:w="720" w:type="dxa"/>
-          </w:tcPr>
-          <w:p>
-            <w:r>
-              <w:rPr>
-                <w:sz w:val="18"/>
-              </w:rPr>
-              <w:t>TSK-028</w:t>
-            </w:r>
-          </w:p>
-        </w:tc>
-        <w:tc>
-          <w:tcPr>
-            <w:tcW w:w="1440" w:type="dxa"/>
-          </w:tcPr>
-          <w:p>
-            <w:r>
-              <w:rPr>
-                <w:sz w:val="18"/>
-              </w:rPr>
-              <w:t>Case Management</w:t>
-            </w:r>
-          </w:p>
-        </w:tc>
-        <w:tc>
-          <w:tcPr>
-            <w:tcW w:w="1440" w:type="dxa"/>
-          </w:tcPr>
-          <w:p>
-            <w:r>
-              <w:rPr>
-                <w:sz w:val="18"/>
-              </w:rPr>
-              <w:t>Extension of UAT-02/UAT-12</w:t>
-            </w:r>
-          </w:p>
-        </w:tc>
-        <w:tc>
-          <w:tcPr>
-            <w:tcW w:w="2160" w:type="dxa"/>
-          </w:tcPr>
-          <w:p>
-            <w:r>
-              <w:rPr>
-                <w:sz w:val="18"/>
-              </w:rPr>
-              <w:t>Case list toolbar search/filter (caseManagement.js, case_list.css)</w:t>
-            </w:r>
-          </w:p>
-        </w:tc>
-        <w:tc>
-          <w:tcPr>
-            <w:tcW w:w="1584" w:type="dxa"/>
-          </w:tcPr>
-          <w:p>
-            <w:r>
-              <w:rPr>
-                <w:sz w:val="18"/>
-              </w:rPr>
-              <w:t>6e72c8e (2026-07-22)</w:t>
-            </w:r>
-          </w:p>
-        </w:tc>
-        <w:tc>
-          <w:tcPr>
-            <w:tcW w:w="1440" w:type="dxa"/>
-          </w:tcPr>
-          <w:p>
-            <w:r>
-              <w:rPr>
-                <w:sz w:val="18"/>
-              </w:rPr>
-              <w:t>Confirmed by commit message</w:t>
-            </w:r>
-          </w:p>
-        </w:tc>
-        <w:tc>
-          <w:tcPr>
-            <w:tcW w:w="2016" w:type="dxa"/>
-          </w:tcPr>
-          <w:p>
-            <w:r>
-              <w:rPr>
-                <w:sz w:val="18"/>
-              </w:rPr>
-              <w:t>No automated test; partially resolves TSK-020</w:t>
-            </w:r>
-          </w:p>
-        </w:tc>
-      </w:tr>
-      <w:tr>
-        <w:tc>
-          <w:tcPr>
-            <w:tcW w:w="720" w:type="dxa"/>
-          </w:tcPr>
-          <w:p>
-            <w:r>
-              <w:rPr>
-                <w:sz w:val="18"/>
-              </w:rPr>
-              <w:lastRenderedPageBreak/>
-              <w:t>TSK-029</w:t>
-            </w:r>
-          </w:p>
-        </w:tc>
-        <w:tc>
-          <w:tcPr>
-            <w:tcW w:w="1440" w:type="dxa"/>
-          </w:tcPr>
-          <w:p>
-            <w:r>
-              <w:rPr>
-                <w:sz w:val="18"/>
-              </w:rPr>
-              <w:t>3D Viewer / Case Details</w:t>
-            </w:r>
-          </w:p>
-        </w:tc>
-        <w:tc>
-          <w:tcPr>
-            <w:tcW w:w="1440" w:type="dxa"/>
-          </w:tcPr>
-          <w:p>
-            <w:r>
-              <w:rPr>
-                <w:sz w:val="18"/>
-              </w:rPr>
-              <w:t>Extension of UAT-07/UAT-08</w:t>
-            </w:r>
-          </w:p>
-        </w:tc>
-        <w:tc>
-          <w:tcPr>
-            <w:tcW w:w="2160" w:type="dxa"/>
-          </w:tcPr>
-          <w:p>
-            <w:r>
-              <w:rPr>
-                <w:sz w:val="18"/>
-              </w:rPr>
-              <w:t>Template jaw-loading modal, viewer layout redesign (viewerShell.js, 2DAnnotation.js, instructionEditor.js, mergeInstructions.js, preview3D.js, notifications.js)</w:t>
-            </w:r>
-          </w:p>
-        </w:tc>
-        <w:tc>
-          <w:tcPr>
-            <w:tcW w:w="1584" w:type="dxa"/>
-          </w:tcPr>
-          <w:p>
-            <w:r>
-              <w:rPr>
-                <w:sz w:val="18"/>
-              </w:rPr>
-              <w:t>c749f2c (2026-07-24)</w:t>
-            </w:r>
-          </w:p>
-        </w:tc>
-        <w:tc>
-          <w:tcPr>
-            <w:tcW w:w="1440" w:type="dxa"/>
-          </w:tcPr>
-          <w:p>
-            <w:r>
-              <w:rPr>
-                <w:sz w:val="18"/>
-              </w:rPr>
-              <w:t>Confirmed by commit message</w:t>
-            </w:r>
-          </w:p>
-        </w:tc>
-        <w:tc>
-          <w:tcPr>
-            <w:tcW w:w="2016" w:type="dxa"/>
-          </w:tcPr>
-          <w:p>
-            <w:r>
-              <w:rPr>
-                <w:sz w:val="18"/>
-              </w:rPr>
-              <w:t>No automated test; manual verification only</w:t>
-            </w:r>
-          </w:p>
-        </w:tc>
-      </w:tr>
-      <w:tr>
-        <w:tc>
-          <w:tcPr>
-            <w:tcW w:w="720" w:type="dxa"/>
-          </w:tcPr>
-          <w:p>
-            <w:r>
-              <w:rPr>
-                <w:sz w:val="18"/>
-              </w:rPr>
-              <w:t>TSK-030</w:t>
-            </w:r>
-          </w:p>
-        </w:tc>
-        <w:tc>
-          <w:tcPr>
-            <w:tcW w:w="1440" w:type="dxa"/>
-          </w:tcPr>
-          <w:p>
-            <w:r>
-              <w:rPr>
-                <w:sz w:val="18"/>
-              </w:rPr>
-              <w:t>Case Management / 2D Annotation</w:t>
-            </w:r>
-          </w:p>
-        </w:tc>
-        <w:tc>
-          <w:tcPr>
-            <w:tcW w:w="1440" w:type="dxa"/>
-          </w:tcPr>
-          <w:p>
-            <w:r>
-              <w:rPr>
-                <w:sz w:val="18"/>
-              </w:rPr>
-              <w:t>Extension of UAT-02/UAT-06/UAT-12</w:t>
-            </w:r>
-          </w:p>
-        </w:tc>
-        <w:tc>
-          <w:tcPr>
-            <w:tcW w:w="2160" w:type="dxa"/>
-          </w:tcPr>
-          <w:p>
-            <w:r>
-              <w:rPr>
-                <w:sz w:val="18"/>
-              </w:rPr>
-              <w:t>css/2Dannotation.css, css/case_list.css (scroll unification, touch breakpoint)</w:t>
-            </w:r>
-          </w:p>
-        </w:tc>
-        <w:tc>
-          <w:tcPr>
-            <w:tcW w:w="1584" w:type="dxa"/>
-          </w:tcPr>
-          <w:p>
-            <w:r>
-              <w:rPr>
-                <w:sz w:val="18"/>
-              </w:rPr>
-              <w:t>bdd9a74 (2026-07-25)</w:t>
-            </w:r>
-          </w:p>
-        </w:tc>
-        <w:tc>
-          <w:tcPr>
-            <w:tcW w:w="1440" w:type="dxa"/>
-          </w:tcPr>
-          <w:p>
-            <w:r>
-              <w:rPr>
-                <w:sz w:val="18"/>
-              </w:rPr>
-              <w:t>Confirmed by commit message</w:t>
-            </w:r>
-          </w:p>
-        </w:tc>
-        <w:tc>
-          <w:tcPr>
-            <w:tcW w:w="2016" w:type="dxa"/>
-          </w:tcPr>
-          <w:p>
-            <w:r>
-              <w:rPr>
-                <w:sz w:val="18"/>
-              </w:rPr>
-              <w:t>No automated test; CSS/layout-only change</w:t>
-            </w:r>
-          </w:p>
-        </w:tc>
-      </w:tr>
-    </w:tbl>
-    <w:p>
-      <w:pPr>
-        <w:spacing w:after="80"/>
-      </w:pPr>
-    </w:p>
-    <w:p>
-      <w:pPr>
-        <w:pStyle w:val="Heading1"/>
-      </w:pPr>
-      <w:r>
-        <w:t>4. Coverage Gaps Identified</w:t>
+        <w:t>3. Coverage Gaps Identified</w:t>
       </w:r>
     </w:p>
     <w:p>
@@ -3249,7 +3576,7 @@
         <w:pStyle w:val="ListBullet"/>
       </w:pPr>
       <w:r>
-        <w:t>New: TSK-029 (jaw-loading modal / viewer layout redesign) and TSK-030 (scroll/touch-breakpoint unification) are untraced in the same way TSK-022–028 were before the prior draft -- neither has an automated test or a standing UAT-xx case; TSK-029 in particular touches the same 3D-viewer surface as TSK-007/TSK-026 and should get a manual UAT-07/UAT-08 pass before sign-off.</w:t>
+        <w:t>New: TSK-029 (jaw-loading modal / viewer layout redesign) and TSK-030 (scroll/touch-breakpoint unification) are untraced in the same way TSK-023/024/026 are -- no automated test, no UAT case. TSK-029 is additionally superseded: its drag-and-drop template-jaw-file modal was replaced by TSK-031's DLL-backed Load Proposed Design flow on 2026-08-17/18; the layout/command-dock work in TSK-029 is unaffected.</w:t>
       </w:r>
     </w:p>
     <w:p>
@@ -3257,7 +3584,11 @@
         <w:pStyle w:val="ListBullet"/>
       </w:pPr>
       <w:r>
-        <w:t>New: TSK-025 (help assistant) has strong automated coverage (94 tests, up from 71 as of the prior draft, following the d583fbb and e621194 follow-on commits) but, like TSK-023/024/026, has no standing UAT-xx case to attach to -- recommend adding a UAT-13 case the next time the UAT case set is revised (see UAT_Report.docx §2.6).</w:t>
+        <w:t xml:space="preserve">New: TSK-025 (help assistant) has strong automated coverage (87 tests as of the 2026-08-20 re-run, down slightly from the 94 recorded 2026-07-31 -- not re-investigated this pass) following the d583fbb and e621194 follow-on commits, but still has no standing UAT-13 case -- see §4. </w:t>
+      </w:r>
+      <w:r>
+        <w:lastRenderedPageBreak/>
+        <w:t>TSK-031 (Load Proposed Design) has automated coverage for its classification/proposal logic (JawDesign.test.mjs, JawDesignProposal.test.mjs, 77 tests combined) but none for the UI orchestration that wires the DLL call to the button; TSK-032 is CSS-only and untested by design.</w:t>
       </w:r>
     </w:p>
     <w:p>
@@ -3265,7 +3596,7 @@
         <w:pStyle w:val="Heading1"/>
       </w:pPr>
       <w:r>
-        <w:t>5. Next Steps</w:t>
+        <w:t>4. Next Steps</w:t>
       </w:r>
     </w:p>
     <w:p>
@@ -3289,7 +3620,6 @@
         <w:pStyle w:val="ListNumber"/>
       </w:pPr>
       <w:r>
-        <w:lastRenderedPageBreak/>
         <w:t>Re-verify TSK-020's status specifically — confirm with the developer whether TSK-028's “hide search on mobile” approach is an acceptable resolution of the original “compress to icons” ask, or whether TSK-020 should stay open as a distinct item.</w:t>
       </w:r>
     </w:p>
@@ -3306,7 +3636,7 @@
         <w:pStyle w:val="Heading1"/>
       </w:pPr>
       <w:r>
-        <w:t>6. Document Control</w:t>
+        <w:t>5. Document Control</w:t>
       </w:r>
     </w:p>
     <w:tbl>
@@ -3455,10 +3785,16 @@
           </w:tcPr>
           <w:p>
             <w:r>
-              <w:rPr>
-                <w:sz w:val="18"/>
-              </w:rPr>
-              <w:t>31 July 2026</w:t>
+              <w:t>2</w:t>
+            </w:r>
+            <w:r>
+              <w:t>4</w:t>
+            </w:r>
+            <w:r>
+              <w:t xml:space="preserve"> </w:t>
+            </w:r>
+            <w:r>
+              <w:t>August 2026</w:t>
             </w:r>
           </w:p>
         </w:tc>
@@ -3514,7 +3850,7 @@
               <w:rPr>
                 <w:sz w:val="18"/>
               </w:rPr>
-              <w:t>Feedback_Triage_Report.docx (TSK-001 – TSK-030) cross-referenced against git log and direct code review on this branch</w:t>
+              <w:t xml:space="preserve">Feedback_Triage_Report.docx (TSK-001 – TSK-030) </w:t>
             </w:r>
           </w:p>
         </w:tc>
@@ -3536,7 +3872,7 @@
 </file>
 
 <file path=word/numbering.xml><?xml version="1.0" encoding="utf-8"?>
-<w:numbering xmlns:wpc="http://schemas.microsoft.com/office/word/2010/wordprocessingCanvas" xmlns:cx="http://schemas.microsoft.com/office/drawing/2014/chartex" xmlns:cx1="http://schemas.microsoft.com/office/drawing/2015/9/8/chartex" xmlns:cx2="http://schemas.microsoft.com/office/drawing/2015/10/21/chartex" xmlns:cx3="http://schemas.microsoft.com/office/drawing/2016/5/9/chartex" xmlns:cx4="http://schemas.microsoft.com/office/drawing/2016/5/10/chartex" xmlns:cx5="http://schemas.microsoft.com/office/drawing/2016/5/11/chartex" xmlns:cx6="http://schemas.microsoft.com/office/drawing/2016/5/12/chartex" xmlns:cx7="http://schemas.microsoft.com/office/drawing/2016/5/13/chartex" xmlns:cx8="http://schemas.microsoft.com/office/drawing/2016/5/14/chartex" xmlns:mc="http://schemas.openxmlformats.org/markup-compatibility/2006" xmlns:aink="http://schemas.microsoft.com/office/drawing/2016/ink" xmlns:am3d="http://schemas.microsoft.com/office/drawing/2017/model3d" xmlns:o="urn:schemas-microsoft-com:office:office" xmlns:oel="http://schemas.microsoft.com/office/2019/extlst" xmlns:r="http://schemas.openxmlformats.org/officeDocument/2006/relationships" xmlns:m="http://schemas.openxmlformats.org/officeDocument/2006/math" xmlns:v="urn:schemas-microsoft-com:vml" xmlns:wp14="http://schemas.microsoft.com/office/word/2010/wordprocessingDrawing" xmlns:wp="http://schemas.openxmlformats.org/drawingml/2006/wordprocessingDrawing" xmlns:w10="urn:schemas-microsoft-com:office:word" xmlns:w="http://schemas.openxmlformats.org/wordprocessingml/2006/main" xmlns:w14="http://schemas.microsoft.com/office/word/2010/wordml" xmlns:w15="http://schemas.microsoft.com/office/word/2012/wordml" xmlns:w16cei="http://schemas.microsoft.com/office/word/2026/wordml/cei" xmlns:w16cex="http://schemas.microsoft.com/office/word/2018/wordml/cex" xmlns:w16cid="http://schemas.microsoft.com/office/word/2016/wordml/cid" xmlns:w16="http://schemas.microsoft.com/office/word/2018/wordml" xmlns:w16du="http://schemas.microsoft.com/office/word/2023/wordml/word16du" xmlns:w16sdtdh="http://schemas.microsoft.com/office/word/2020/wordml/sdtdatahash" xmlns:w16sdtfl="http://schemas.microsoft.com/office/word/2024/wordml/sdtformatlock" xmlns:w16se="http://schemas.microsoft.com/office/word/2015/wordml/symex" xmlns:wpg="http://schemas.microsoft.com/office/word/2010/wordprocessingGroup" xmlns:wpi="http://schemas.microsoft.com/office/word/2010/wordprocessingInk" xmlns:wne="http://schemas.microsoft.com/office/word/2006/wordml" xmlns:wps="http://schemas.microsoft.com/office/word/2010/wordprocessingShape" mc:Ignorable="w14 w15 w16se w16cid w16 w16cex w16sdtdh w16sdtfl w16du wp14">
+<w:numbering xmlns:wpc="http://schemas.microsoft.com/office/word/2010/wordprocessingCanvas" xmlns:cx="http://schemas.microsoft.com/office/drawing/2014/chartex" xmlns:cx1="http://schemas.microsoft.com/office/drawing/2015/9/8/chartex" xmlns:cx2="http://schemas.microsoft.com/office/drawing/2015/10/21/chartex" xmlns:cx3="http://schemas.microsoft.com/office/drawing/2016/5/9/chartex" xmlns:cx4="http://schemas.microsoft.com/office/drawing/2016/5/10/chartex" xmlns:cx5="http://schemas.microsoft.com/office/drawing/2016/5/11/chartex" xmlns:cx6="http://schemas.microsoft.com/office/drawing/2016/5/12/chartex" xmlns:cx7="http://schemas.microsoft.com/office/drawing/2016/5/13/chartex" xmlns:cx8="http://schemas.microsoft.com/office/drawing/2016/5/14/chartex" xmlns:mc="http://schemas.openxmlformats.org/markup-compatibility/2006" xmlns:aink="http://schemas.microsoft.com/office/drawing/2016/ink" xmlns:am3d="http://schemas.microsoft.com/office/drawing/2017/model3d" xmlns:o="urn:schemas-microsoft-com:office:office" xmlns:oel="http://schemas.microsoft.com/office/2019/extlst" xmlns:r="http://schemas.openxmlformats.org/officeDocument/2006/relationships" xmlns:m="http://schemas.openxmlformats.org/officeDocument/2006/math" xmlns:v="urn:schemas-microsoft-com:vml" xmlns:wp14="http://schemas.microsoft.com/office/word/2010/wordprocessingDrawing" xmlns:wp="http://schemas.openxmlformats.org/drawingml/2006/wordprocessingDrawing" xmlns:w10="urn:schemas-microsoft-com:office:word" xmlns:w="http://schemas.openxmlformats.org/wordprocessingml/2006/main" xmlns:w14="http://schemas.microsoft.com/office/word/2010/wordml" xmlns:w15="http://schemas.microsoft.com/office/word/2012/wordml" xmlns:w16cex="http://schemas.microsoft.com/office/word/2018/wordml/cex" xmlns:w16cid="http://schemas.microsoft.com/office/word/2016/wordml/cid" xmlns:w16="http://schemas.microsoft.com/office/word/2018/wordml" xmlns:w16du="http://schemas.microsoft.com/office/word/2023/wordml/word16du" xmlns:w16sdtdh="http://schemas.microsoft.com/office/word/2020/wordml/sdtdatahash" xmlns:w16sdtfl="http://schemas.microsoft.com/office/word/2024/wordml/sdtformatlock" xmlns:w16se="http://schemas.microsoft.com/office/word/2015/wordml/symex" xmlns:wpg="http://schemas.microsoft.com/office/word/2010/wordprocessingGroup" xmlns:wpi="http://schemas.microsoft.com/office/word/2010/wordprocessingInk" xmlns:wne="http://schemas.microsoft.com/office/word/2006/wordml" xmlns:wps="http://schemas.microsoft.com/office/word/2010/wordprocessingShape" mc:Ignorable="w14 w15 w16se w16cid w16 w16cex w16sdtdh w16sdtfl w16du wp14">
   <w:abstractNum w:abstractNumId="0" w15:restartNumberingAfterBreak="0">
     <w:nsid w:val="FFFFFF7C"/>
     <w:multiLevelType w:val="singleLevel"/>
